--- a/Feedback 062624.docx
+++ b/Feedback 062624.docx
@@ -13,9 +13,9 @@
           <w:noProof/>
         </w:rPr>
         <w:drawing>
-          <wp:inline distT="0" distB="0" distL="0" distR="0" wp14:anchorId="45B7207D" wp14:editId="3B9096F5">
-            <wp:extent cx="5943600" cy="2597150"/>
-            <wp:effectExtent l="0" t="0" r="0" b="0"/>
+          <wp:inline distT="0" distB="0" distL="0" distR="0" wp14:anchorId="45B7207D" wp14:editId="4C475FFA">
+            <wp:extent cx="6934200" cy="2257425"/>
+            <wp:effectExtent l="0" t="0" r="0" b="9525"/>
             <wp:docPr id="448317266" name="Picture 1"/>
             <wp:cNvGraphicFramePr>
               <a:graphicFrameLocks xmlns:a="http://schemas.openxmlformats.org/drawingml/2006/main" noChangeAspect="1"/>
@@ -28,7 +28,7 @@
                     <pic:cNvPicPr/>
                   </pic:nvPicPr>
                   <pic:blipFill>
-                    <a:blip r:embed="rId4"/>
+                    <a:blip r:embed="rId5"/>
                     <a:stretch>
                       <a:fillRect/>
                     </a:stretch>
@@ -36,7 +36,7 @@
                   <pic:spPr>
                     <a:xfrm>
                       <a:off x="0" y="0"/>
-                      <a:ext cx="5943600" cy="2597150"/>
+                      <a:ext cx="6934200" cy="2257425"/>
                     </a:xfrm>
                     <a:prstGeom prst="rect">
                       <a:avLst/>
@@ -49,14 +49,28 @@
         </w:drawing>
       </w:r>
     </w:p>
-    <w:p/>
     <w:p>
       <w:r>
         <w:rPr>
           <w:highlight w:val="green"/>
         </w:rPr>
+        <w:t xml:space="preserve">1. </w:t>
+      </w:r>
+      <w:r>
+        <w:rPr>
+          <w:highlight w:val="green"/>
+        </w:rPr>
         <w:t>We can change the “employees” to “Job Seekers”</w:t>
       </w:r>
+      <w:r>
+        <w:t xml:space="preserve"> </w:t>
+      </w:r>
+      <w:r>
+        <w:sym w:font="Wingdings" w:char="F0E8"/>
+      </w:r>
+      <w:r>
+        <w:t xml:space="preserve"> Fixed</w:t>
+      </w:r>
     </w:p>
     <w:p>
       <w:pPr>
@@ -68,6 +82,12 @@
         <w:rPr>
           <w:highlight w:val="yellow"/>
         </w:rPr>
+        <w:t xml:space="preserve">2. </w:t>
+      </w:r>
+      <w:r>
+        <w:rPr>
+          <w:highlight w:val="yellow"/>
+        </w:rPr>
         <w:t xml:space="preserve">When I click the Employee – it shows me a list of employees. That is incorrect if I am a job seeker myself. It should take me to a portal where I have information about my resume, my skills </w:t>
       </w:r>
       <w:proofErr w:type="spellStart"/>
@@ -84,30 +104,54 @@
         </w:rPr>
         <w:t>, the jobs I applied to and the interviews scheduled for me.</w:t>
       </w:r>
+      <w:r>
+        <w:t xml:space="preserve"> </w:t>
+      </w:r>
+      <w:r>
+        <w:sym w:font="Wingdings" w:char="F0E8"/>
+      </w:r>
+      <w:r>
+        <w:t xml:space="preserve"> Need more clarification</w:t>
+      </w:r>
+      <w:r>
+        <w:t>.</w:t>
+      </w:r>
     </w:p>
     <w:p>
       <w:r>
         <w:rPr>
           <w:highlight w:val="yellow"/>
         </w:rPr>
+        <w:t xml:space="preserve">3. </w:t>
+      </w:r>
+      <w:r>
+        <w:rPr>
+          <w:highlight w:val="yellow"/>
+        </w:rPr>
         <w:t>When I click on Employers – it shows me a list of employers. It should ideally take me to an employer portal – with jobs I posted, candidates who applied, the money I spent etc.</w:t>
       </w:r>
-    </w:p>
-    <w:p>
-      <w:r>
-        <w:t>--</w:t>
-      </w:r>
-    </w:p>
-    <w:p/>
+      <w:r>
+        <w:t xml:space="preserve"> </w:t>
+      </w:r>
+      <w:r>
+        <w:sym w:font="Wingdings" w:char="F0E8"/>
+      </w:r>
+      <w:r>
+        <w:t xml:space="preserve"> Need more clarification</w:t>
+      </w:r>
+      <w:r>
+        <w:t>.</w:t>
+      </w:r>
+    </w:p>
     <w:p>
       <w:r>
         <w:rPr>
           <w:noProof/>
         </w:rPr>
         <w:drawing>
-          <wp:inline distT="0" distB="0" distL="0" distR="0" wp14:anchorId="32FE6544" wp14:editId="3F957FA8">
-            <wp:extent cx="5943600" cy="2082165"/>
-            <wp:effectExtent l="0" t="0" r="0" b="0"/>
+          <wp:inline distT="0" distB="0" distL="0" distR="0" wp14:anchorId="32FE6544" wp14:editId="7FDB4F82">
+            <wp:extent cx="6924675" cy="2082165"/>
+            <wp:effectExtent l="0" t="0" r="9525" b="0"/>
             <wp:docPr id="1838349484" name="Picture 1"/>
             <wp:cNvGraphicFramePr>
               <a:graphicFrameLocks xmlns:a="http://schemas.openxmlformats.org/drawingml/2006/main" noChangeAspect="1"/>
@@ -120,7 +164,7 @@
                     <pic:cNvPicPr/>
                   </pic:nvPicPr>
                   <pic:blipFill>
-                    <a:blip r:embed="rId5"/>
+                    <a:blip r:embed="rId6"/>
                     <a:stretch>
                       <a:fillRect/>
                     </a:stretch>
@@ -128,7 +172,7 @@
                   <pic:spPr>
                     <a:xfrm>
                       <a:off x="0" y="0"/>
-                      <a:ext cx="5943600" cy="2082165"/>
+                      <a:ext cx="6924675" cy="2082165"/>
                     </a:xfrm>
                     <a:prstGeom prst="rect">
                       <a:avLst/>
@@ -148,10 +192,14 @@
         </w:rPr>
         <w:t>As I sign up, can we have some rules for the password (e.g. alphanumeric and special keys)</w:t>
       </w:r>
-    </w:p>
-    <w:p>
-      <w:r>
-        <w:t>--</w:t>
+      <w:r>
+        <w:t xml:space="preserve"> </w:t>
+      </w:r>
+      <w:r>
+        <w:sym w:font="Wingdings" w:char="F0E8"/>
+      </w:r>
+      <w:r>
+        <w:t xml:space="preserve"> Fixed</w:t>
       </w:r>
     </w:p>
     <w:p>
@@ -159,11 +207,10 @@
         <w:rPr>
           <w:noProof/>
         </w:rPr>
-        <w:lastRenderedPageBreak/>
         <w:drawing>
-          <wp:inline distT="0" distB="0" distL="0" distR="0" wp14:anchorId="790D9671" wp14:editId="5AA98607">
-            <wp:extent cx="5943600" cy="3406140"/>
-            <wp:effectExtent l="0" t="0" r="0" b="3810"/>
+          <wp:inline distT="0" distB="0" distL="0" distR="0" wp14:anchorId="790D9671" wp14:editId="56468419">
+            <wp:extent cx="6829425" cy="2247900"/>
+            <wp:effectExtent l="0" t="0" r="9525" b="0"/>
             <wp:docPr id="99665947" name="Picture 1"/>
             <wp:cNvGraphicFramePr>
               <a:graphicFrameLocks xmlns:a="http://schemas.openxmlformats.org/drawingml/2006/main" noChangeAspect="1"/>
@@ -176,7 +223,7 @@
                     <pic:cNvPicPr/>
                   </pic:nvPicPr>
                   <pic:blipFill>
-                    <a:blip r:embed="rId6"/>
+                    <a:blip r:embed="rId7"/>
                     <a:stretch>
                       <a:fillRect/>
                     </a:stretch>
@@ -184,7 +231,7 @@
                   <pic:spPr>
                     <a:xfrm>
                       <a:off x="0" y="0"/>
-                      <a:ext cx="5943600" cy="3406140"/>
+                      <a:ext cx="6846038" cy="2253368"/>
                     </a:xfrm>
                     <a:prstGeom prst="rect">
                       <a:avLst/>
@@ -202,14 +249,22 @@
         <w:rPr>
           <w:highlight w:val="yellow"/>
         </w:rPr>
+        <w:t xml:space="preserve">4. </w:t>
+      </w:r>
+      <w:r>
+        <w:rPr>
+          <w:highlight w:val="yellow"/>
+        </w:rPr>
         <w:t>Looks good – may have to change the verbiage later</w:t>
       </w:r>
-      <w:bookmarkStart w:id="0" w:name="_GoBack"/>
-      <w:bookmarkEnd w:id="0"/>
-    </w:p>
-    <w:p>
-      <w:r>
-        <w:t>--</w:t>
+      <w:r>
+        <w:t xml:space="preserve"> </w:t>
+      </w:r>
+      <w:r>
+        <w:sym w:font="Wingdings" w:char="F0E8"/>
+      </w:r>
+      <w:r>
+        <w:t xml:space="preserve"> Please provide the content so that we can modify.</w:t>
       </w:r>
     </w:p>
     <w:p>
@@ -217,9 +272,10 @@
         <w:rPr>
           <w:noProof/>
         </w:rPr>
+        <w:lastRenderedPageBreak/>
         <w:drawing>
-          <wp:inline distT="0" distB="0" distL="0" distR="0" wp14:anchorId="7E74093F" wp14:editId="7F0CE18B">
-            <wp:extent cx="5943600" cy="3133090"/>
+          <wp:inline distT="0" distB="0" distL="0" distR="0" wp14:anchorId="7E74093F" wp14:editId="0A19AF3A">
+            <wp:extent cx="6858000" cy="2400300"/>
             <wp:effectExtent l="0" t="0" r="0" b="0"/>
             <wp:docPr id="2014635803" name="Picture 1"/>
             <wp:cNvGraphicFramePr>
@@ -233,7 +289,7 @@
                     <pic:cNvPicPr/>
                   </pic:nvPicPr>
                   <pic:blipFill>
-                    <a:blip r:embed="rId7"/>
+                    <a:blip r:embed="rId8"/>
                     <a:stretch>
                       <a:fillRect/>
                     </a:stretch>
@@ -241,7 +297,7 @@
                   <pic:spPr>
                     <a:xfrm>
                       <a:off x="0" y="0"/>
-                      <a:ext cx="5943600" cy="3133090"/>
+                      <a:ext cx="6858000" cy="2400300"/>
                     </a:xfrm>
                     <a:prstGeom prst="rect">
                       <a:avLst/>
@@ -256,27 +312,165 @@
     </w:p>
     <w:p>
       <w:r>
+        <w:rPr>
+          <w:highlight w:val="yellow"/>
+        </w:rPr>
+        <w:t xml:space="preserve">5. </w:t>
+      </w:r>
+      <w:r>
+        <w:rPr>
+          <w:highlight w:val="yellow"/>
+        </w:rPr>
         <w:t>Will have to change the User’s agreement verbiage</w:t>
       </w:r>
+      <w:r>
+        <w:t xml:space="preserve"> </w:t>
+      </w:r>
+      <w:r>
+        <w:sym w:font="Wingdings" w:char="F0E8"/>
+      </w:r>
+      <w:r>
+        <w:t xml:space="preserve"> </w:t>
+      </w:r>
+      <w:r>
+        <w:t>Please provide the content so that we can modify.</w:t>
+      </w:r>
     </w:p>
     <w:p>
       <w:r>
         <w:rPr>
           <w:highlight w:val="green"/>
         </w:rPr>
+        <w:t xml:space="preserve">6. </w:t>
+      </w:r>
+      <w:r>
+        <w:rPr>
+          <w:highlight w:val="green"/>
+        </w:rPr>
         <w:t>This User’s agreement is coming back again and again even after I check and say Next. I had to close it by clicking on the x button.</w:t>
       </w:r>
-    </w:p>
-    <w:p/>
+      <w:r>
+        <w:t xml:space="preserve"> </w:t>
+      </w:r>
+      <w:r>
+        <w:sym w:font="Wingdings" w:char="F0E8"/>
+      </w:r>
+      <w:r>
+        <w:t xml:space="preserve"> </w:t>
+      </w:r>
+      <w:r>
+        <w:rPr>
+          <w:b/>
+          <w:kern w:val="0"/>
+          <w14:ligatures w14:val="none"/>
+        </w:rPr>
+        <w:t xml:space="preserve">There will not be any </w:t>
+      </w:r>
+      <w:r>
+        <w:rPr>
+          <w:b/>
+          <w:kern w:val="0"/>
+          <w14:ligatures w14:val="none"/>
+        </w:rPr>
+        <w:t>close</w:t>
+      </w:r>
+      <w:r>
+        <w:rPr>
+          <w:b/>
+          <w:kern w:val="0"/>
+          <w14:ligatures w14:val="none"/>
+        </w:rPr>
+        <w:t xml:space="preserve"> button in the agreement popup. Use need to accept agreement before proceeding. </w:t>
+      </w:r>
+      <w:r>
+        <w:rPr>
+          <w:b/>
+          <w:kern w:val="0"/>
+          <w14:ligatures w14:val="none"/>
+        </w:rPr>
+        <w:t xml:space="preserve">Currently in the website we have </w:t>
+      </w:r>
+      <w:r>
+        <w:rPr>
+          <w:b/>
+          <w:kern w:val="0"/>
+          <w14:ligatures w14:val="none"/>
+        </w:rPr>
+        <w:t xml:space="preserve">“Privacy policy” and “Terms and condition” content. </w:t>
+      </w:r>
+      <w:r>
+        <w:rPr>
+          <w:b/>
+          <w:kern w:val="0"/>
+          <w14:ligatures w14:val="none"/>
+        </w:rPr>
+        <w:t>W</w:t>
+      </w:r>
+      <w:r>
+        <w:rPr>
+          <w:b/>
+          <w:kern w:val="0"/>
+          <w14:ligatures w14:val="none"/>
+        </w:rPr>
+        <w:t xml:space="preserve">e </w:t>
+      </w:r>
+      <w:r>
+        <w:rPr>
+          <w:b/>
+          <w:kern w:val="0"/>
+          <w14:ligatures w14:val="none"/>
+        </w:rPr>
+        <w:t>will</w:t>
+      </w:r>
+      <w:r>
+        <w:rPr>
+          <w:b/>
+          <w:kern w:val="0"/>
+          <w14:ligatures w14:val="none"/>
+        </w:rPr>
+        <w:t xml:space="preserve"> replace that</w:t>
+      </w:r>
+      <w:r>
+        <w:rPr>
+          <w:kern w:val="0"/>
+          <w14:ligatures w14:val="none"/>
+        </w:rPr>
+        <w:t xml:space="preserve">, </w:t>
+      </w:r>
+      <w:r>
+        <w:rPr>
+          <w:b/>
+          <w:kern w:val="0"/>
+          <w14:ligatures w14:val="none"/>
+        </w:rPr>
+        <w:t>o</w:t>
+      </w:r>
+      <w:r>
+        <w:rPr>
+          <w:b/>
+          <w:kern w:val="0"/>
+          <w14:ligatures w14:val="none"/>
+        </w:rPr>
+        <w:t>nce you provide “Agreement”</w:t>
+      </w:r>
+      <w:r>
+        <w:rPr>
+          <w:b/>
+          <w:kern w:val="0"/>
+          <w14:ligatures w14:val="none"/>
+        </w:rPr>
+        <w:t xml:space="preserve"> content.</w:t>
+      </w:r>
+    </w:p>
     <w:p>
       <w:r>
         <w:rPr>
           <w:noProof/>
         </w:rPr>
         <w:drawing>
-          <wp:inline distT="0" distB="0" distL="0" distR="0" wp14:anchorId="59FE40E8" wp14:editId="1D2CE52E">
-            <wp:extent cx="4143375" cy="2477172"/>
-            <wp:effectExtent l="0" t="0" r="0" b="0"/>
+          <wp:inline distT="0" distB="0" distL="0" distR="0" wp14:anchorId="59FE40E8" wp14:editId="2C4E8FF1">
+            <wp:extent cx="6800850" cy="2200275"/>
+            <wp:effectExtent l="0" t="0" r="0" b="9525"/>
             <wp:docPr id="832071843" name="Picture 1" descr="A screenshot of a computer&#10;&#10;Description automatically generated"/>
             <wp:cNvGraphicFramePr>
               <a:graphicFrameLocks xmlns:a="http://schemas.openxmlformats.org/drawingml/2006/main" noChangeAspect="1"/>
@@ -289,7 +483,7 @@
                     <pic:cNvPicPr/>
                   </pic:nvPicPr>
                   <pic:blipFill>
-                    <a:blip r:embed="rId8"/>
+                    <a:blip r:embed="rId9"/>
                     <a:stretch>
                       <a:fillRect/>
                     </a:stretch>
@@ -297,7 +491,7 @@
                   <pic:spPr>
                     <a:xfrm>
                       <a:off x="0" y="0"/>
-                      <a:ext cx="4149274" cy="2480699"/>
+                      <a:ext cx="6810671" cy="2203452"/>
                     </a:xfrm>
                     <a:prstGeom prst="rect">
                       <a:avLst/>
@@ -315,19 +509,33 @@
         <w:rPr>
           <w:highlight w:val="green"/>
         </w:rPr>
+        <w:t xml:space="preserve">7. </w:t>
+      </w:r>
+      <w:r>
+        <w:rPr>
+          <w:highlight w:val="green"/>
+        </w:rPr>
         <w:t>Total Experience “&gt; 10 Years” should be an option</w:t>
       </w:r>
-    </w:p>
-    <w:p/>
+      <w:r>
+        <w:t xml:space="preserve"> </w:t>
+      </w:r>
+      <w:r>
+        <w:sym w:font="Wingdings" w:char="F0E8"/>
+      </w:r>
+      <w:r>
+        <w:t xml:space="preserve"> Fixed</w:t>
+      </w:r>
+    </w:p>
     <w:p>
       <w:r>
         <w:rPr>
           <w:noProof/>
         </w:rPr>
         <w:drawing>
-          <wp:inline distT="0" distB="0" distL="0" distR="0" wp14:anchorId="46A07381" wp14:editId="0302BD1D">
-            <wp:extent cx="5943600" cy="3032760"/>
-            <wp:effectExtent l="0" t="0" r="0" b="0"/>
+          <wp:inline distT="0" distB="0" distL="0" distR="0" wp14:anchorId="46A07381" wp14:editId="67ED1342">
+            <wp:extent cx="6829425" cy="2295525"/>
+            <wp:effectExtent l="0" t="0" r="9525" b="9525"/>
             <wp:docPr id="2014782797" name="Picture 1" descr="A screenshot of a computer&#10;&#10;Description automatically generated"/>
             <wp:cNvGraphicFramePr>
               <a:graphicFrameLocks xmlns:a="http://schemas.openxmlformats.org/drawingml/2006/main" noChangeAspect="1"/>
@@ -340,7 +548,7 @@
                     <pic:cNvPicPr/>
                   </pic:nvPicPr>
                   <pic:blipFill>
-                    <a:blip r:embed="rId9"/>
+                    <a:blip r:embed="rId10"/>
                     <a:stretch>
                       <a:fillRect/>
                     </a:stretch>
@@ -348,7 +556,7 @@
                   <pic:spPr>
                     <a:xfrm>
                       <a:off x="0" y="0"/>
-                      <a:ext cx="5943600" cy="3032760"/>
+                      <a:ext cx="6829425" cy="2295525"/>
                     </a:xfrm>
                     <a:prstGeom prst="rect">
                       <a:avLst/>
@@ -371,18 +579,48 @@
         <w:rPr>
           <w:highlight w:val="green"/>
         </w:rPr>
+        <w:t xml:space="preserve">8. </w:t>
+      </w:r>
+      <w:r>
+        <w:rPr>
+          <w:highlight w:val="green"/>
+        </w:rPr>
         <w:t>Instead of “Short Bio”, we can say “Please let us know what differentiates you as a candidate”</w:t>
       </w:r>
+      <w:r>
+        <w:t xml:space="preserve"> </w:t>
+      </w:r>
+      <w:r>
+        <w:sym w:font="Wingdings" w:char="F0E8"/>
+      </w:r>
+      <w:r>
+        <w:t xml:space="preserve"> </w:t>
+      </w:r>
+      <w:r>
+        <w:t>Fixed</w:t>
+      </w:r>
     </w:p>
     <w:p>
       <w:r>
         <w:rPr>
           <w:highlight w:val="green"/>
         </w:rPr>
+        <w:t xml:space="preserve">9. </w:t>
+      </w:r>
+      <w:r>
+        <w:rPr>
+          <w:highlight w:val="green"/>
+        </w:rPr>
         <w:t>After Saving the User’s agreement again comes up.</w:t>
       </w:r>
       <w:r>
         <w:t xml:space="preserve"> </w:t>
+      </w:r>
+      <w:r>
+        <w:sym w:font="Wingdings" w:char="F0E8"/>
+      </w:r>
+      <w:r>
+        <w:t xml:space="preserve"> Fixed</w:t>
       </w:r>
     </w:p>
     <w:p>
@@ -392,9 +630,9 @@
         </w:rPr>
         <w:lastRenderedPageBreak/>
         <w:drawing>
-          <wp:inline distT="0" distB="0" distL="0" distR="0" wp14:anchorId="7910BABB" wp14:editId="55DBEBB9">
-            <wp:extent cx="5943600" cy="2885440"/>
-            <wp:effectExtent l="0" t="0" r="0" b="0"/>
+          <wp:inline distT="0" distB="0" distL="0" distR="0" wp14:anchorId="7910BABB" wp14:editId="5F34BB88">
+            <wp:extent cx="6829425" cy="2076450"/>
+            <wp:effectExtent l="0" t="0" r="9525" b="0"/>
             <wp:docPr id="585616870" name="Picture 1" descr="A screenshot of a computer&#10;&#10;Description automatically generated"/>
             <wp:cNvGraphicFramePr>
               <a:graphicFrameLocks xmlns:a="http://schemas.openxmlformats.org/drawingml/2006/main" noChangeAspect="1"/>
@@ -407,7 +645,7 @@
                     <pic:cNvPicPr/>
                   </pic:nvPicPr>
                   <pic:blipFill>
-                    <a:blip r:embed="rId10"/>
+                    <a:blip r:embed="rId11"/>
                     <a:stretch>
                       <a:fillRect/>
                     </a:stretch>
@@ -415,7 +653,7 @@
                   <pic:spPr>
                     <a:xfrm>
                       <a:off x="0" y="0"/>
-                      <a:ext cx="5943600" cy="2885440"/>
+                      <a:ext cx="6829425" cy="2076450"/>
                     </a:xfrm>
                     <a:prstGeom prst="rect">
                       <a:avLst/>
@@ -433,6 +671,12 @@
         <w:rPr>
           <w:highlight w:val="green"/>
         </w:rPr>
+        <w:t xml:space="preserve">10. </w:t>
+      </w:r>
+      <w:r>
+        <w:rPr>
+          <w:highlight w:val="green"/>
+        </w:rPr>
         <w:t>Also, there is a type in the heading – it should be “Agreement”</w:t>
       </w:r>
       <w:r>
@@ -441,25 +685,40 @@
         </w:rPr>
         <w:t>.</w:t>
       </w:r>
-    </w:p>
-    <w:p>
-      <w:r>
-        <w:rPr>
-          <w:highlight w:val="green"/>
+      <w:r>
+        <w:t xml:space="preserve"> </w:t>
+      </w:r>
+      <w:r>
+        <w:sym w:font="Wingdings" w:char="F0E8"/>
+      </w:r>
+      <w:r>
+        <w:t xml:space="preserve"> </w:t>
+      </w:r>
+      <w:r>
+        <w:t>Fixed</w:t>
+      </w:r>
+    </w:p>
+    <w:p>
+      <w:pPr>
+        <w:rPr>
+          <w:highlight w:val="cyan"/>
+        </w:rPr>
+      </w:pPr>
+      <w:r>
+        <w:rPr>
+          <w:highlight w:val="cyan"/>
         </w:rPr>
         <w:t xml:space="preserve">BTW, the dialog box for User agreement is not </w:t>
       </w:r>
-      <w:proofErr w:type="spellStart"/>
-      <w:r>
-        <w:rPr>
-          <w:highlight w:val="green"/>
-        </w:rPr>
-        <w:t>dockable</w:t>
-      </w:r>
-      <w:proofErr w:type="spellEnd"/>
-      <w:r>
-        <w:rPr>
-          <w:highlight w:val="green"/>
+      <w:r>
+        <w:rPr>
+          <w:highlight w:val="cyan"/>
+        </w:rPr>
+        <w:t>dock able</w:t>
+      </w:r>
+      <w:r>
+        <w:rPr>
+          <w:highlight w:val="cyan"/>
         </w:rPr>
         <w:t>. Cannot see the save button till I zoom out significantly.</w:t>
       </w:r>
@@ -467,10 +726,28 @@
     <w:p>
       <w:r>
         <w:rPr>
-          <w:highlight w:val="green"/>
+          <w:highlight w:val="cyan"/>
         </w:rPr>
         <w:t>Also, it does not let me go to the other vertical menus as there is no “x” button anymore (or is there but invisible) - education, work experience, My jobs, etc.</w:t>
       </w:r>
+      <w:r>
+        <w:t xml:space="preserve"> </w:t>
+      </w:r>
+      <w:r>
+        <w:sym w:font="Wingdings" w:char="F0E8"/>
+      </w:r>
+      <w:r>
+        <w:t xml:space="preserve"> </w:t>
+      </w:r>
+      <w:r>
+        <w:rPr>
+          <w:b/>
+        </w:rPr>
+        <w:t>There will not be any cross button in the agreement popup. Use need to accept agreement before proceeding. For the current agreement “Privacy policy” and “Terms and condition” content is attach. If you can provide “Agreement” content so that we can replace that</w:t>
+      </w:r>
+      <w:r>
+        <w:t>.</w:t>
+      </w:r>
     </w:p>
     <w:p>
       <w:r>
@@ -478,9 +755,9 @@
           <w:noProof/>
         </w:rPr>
         <w:drawing>
-          <wp:inline distT="0" distB="0" distL="0" distR="0" wp14:anchorId="5F4A97C6" wp14:editId="1B92B829">
-            <wp:extent cx="5943600" cy="3133090"/>
-            <wp:effectExtent l="0" t="0" r="0" b="0"/>
+          <wp:inline distT="0" distB="0" distL="0" distR="0" wp14:anchorId="5F4A97C6" wp14:editId="5471C3B7">
+            <wp:extent cx="6867525" cy="2609850"/>
+            <wp:effectExtent l="0" t="0" r="9525" b="0"/>
             <wp:docPr id="530892663" name="Picture 1" descr="A screenshot of a computer&#10;&#10;Description automatically generated"/>
             <wp:cNvGraphicFramePr>
               <a:graphicFrameLocks xmlns:a="http://schemas.openxmlformats.org/drawingml/2006/main" noChangeAspect="1"/>
@@ -493,7 +770,7 @@
                     <pic:cNvPicPr/>
                   </pic:nvPicPr>
                   <pic:blipFill>
-                    <a:blip r:embed="rId11"/>
+                    <a:blip r:embed="rId12"/>
                     <a:stretch>
                       <a:fillRect/>
                     </a:stretch>
@@ -501,7 +778,7 @@
                   <pic:spPr>
                     <a:xfrm>
                       <a:off x="0" y="0"/>
-                      <a:ext cx="5943600" cy="3133090"/>
+                      <a:ext cx="6867525" cy="2609850"/>
                     </a:xfrm>
                     <a:prstGeom prst="rect">
                       <a:avLst/>
@@ -514,17 +791,15 @@
         </w:drawing>
       </w:r>
     </w:p>
-    <w:p/>
     <w:p>
       <w:r>
         <w:rPr>
           <w:noProof/>
         </w:rPr>
-        <w:lastRenderedPageBreak/>
         <w:drawing>
-          <wp:inline distT="0" distB="0" distL="0" distR="0" wp14:anchorId="4845D3B6" wp14:editId="48B398C1">
-            <wp:extent cx="5943600" cy="3133090"/>
-            <wp:effectExtent l="0" t="0" r="0" b="0"/>
+          <wp:inline distT="0" distB="0" distL="0" distR="0" wp14:anchorId="4845D3B6" wp14:editId="7B28A264">
+            <wp:extent cx="6829425" cy="2428875"/>
+            <wp:effectExtent l="0" t="0" r="9525" b="9525"/>
             <wp:docPr id="1687829926" name="Picture 1" descr="A screenshot of a computer&#10;&#10;Description automatically generated"/>
             <wp:cNvGraphicFramePr>
               <a:graphicFrameLocks xmlns:a="http://schemas.openxmlformats.org/drawingml/2006/main" noChangeAspect="1"/>
@@ -537,7 +812,7 @@
                     <pic:cNvPicPr/>
                   </pic:nvPicPr>
                   <pic:blipFill>
-                    <a:blip r:embed="rId12"/>
+                    <a:blip r:embed="rId13"/>
                     <a:stretch>
                       <a:fillRect/>
                     </a:stretch>
@@ -545,7 +820,7 @@
                   <pic:spPr>
                     <a:xfrm>
                       <a:off x="0" y="0"/>
-                      <a:ext cx="5943600" cy="3133090"/>
+                      <a:ext cx="6829425" cy="2428875"/>
                     </a:xfrm>
                     <a:prstGeom prst="rect">
                       <a:avLst/>
@@ -557,18 +832,19 @@
           </wp:inline>
         </w:drawing>
       </w:r>
-    </w:p>
-    <w:p>
       <w:r>
         <w:rPr>
           <w:highlight w:val="yellow"/>
         </w:rPr>
         <w:t>Here in the calendar, we can say “Show availability” and not “Schedule”</w:t>
       </w:r>
-    </w:p>
-    <w:p/>
-    <w:p>
-      <w:r>
+      <w:r>
+        <w:t xml:space="preserve"> </w:t>
+      </w:r>
+    </w:p>
+    <w:p>
+      <w:r>
+        <w:lastRenderedPageBreak/>
         <w:t>For employer</w:t>
       </w:r>
     </w:p>
@@ -578,9 +854,9 @@
           <w:noProof/>
         </w:rPr>
         <w:drawing>
-          <wp:inline distT="0" distB="0" distL="0" distR="0" wp14:anchorId="632362BF" wp14:editId="712F508C">
-            <wp:extent cx="4400550" cy="3228480"/>
-            <wp:effectExtent l="0" t="0" r="0" b="0"/>
+          <wp:inline distT="0" distB="0" distL="0" distR="0" wp14:anchorId="632362BF" wp14:editId="43337498">
+            <wp:extent cx="6886575" cy="2181225"/>
+            <wp:effectExtent l="0" t="0" r="9525" b="9525"/>
             <wp:docPr id="1237030696" name="Picture 1" descr="A screenshot of a computer&#10;&#10;Description automatically generated"/>
             <wp:cNvGraphicFramePr>
               <a:graphicFrameLocks xmlns:a="http://schemas.openxmlformats.org/drawingml/2006/main" noChangeAspect="1"/>
@@ -593,7 +869,7 @@
                     <pic:cNvPicPr/>
                   </pic:nvPicPr>
                   <pic:blipFill>
-                    <a:blip r:embed="rId13"/>
+                    <a:blip r:embed="rId14"/>
                     <a:stretch>
                       <a:fillRect/>
                     </a:stretch>
@@ -601,7 +877,7 @@
                   <pic:spPr>
                     <a:xfrm>
                       <a:off x="0" y="0"/>
-                      <a:ext cx="4405577" cy="3232168"/>
+                      <a:ext cx="6894752" cy="2183815"/>
                     </a:xfrm>
                     <a:prstGeom prst="rect">
                       <a:avLst/>
@@ -619,10 +895,9 @@
         <w:rPr>
           <w:noProof/>
         </w:rPr>
-        <w:lastRenderedPageBreak/>
         <w:drawing>
-          <wp:inline distT="0" distB="0" distL="0" distR="0" wp14:anchorId="4113346A" wp14:editId="3FCBBC56">
-            <wp:extent cx="5943600" cy="3133090"/>
+          <wp:inline distT="0" distB="0" distL="0" distR="0" wp14:anchorId="4113346A" wp14:editId="0F6E1E5B">
+            <wp:extent cx="6885621" cy="2686050"/>
             <wp:effectExtent l="0" t="0" r="0" b="0"/>
             <wp:docPr id="29429473" name="Picture 1" descr="A screenshot of a computer&#10;&#10;Description automatically generated"/>
             <wp:cNvGraphicFramePr>
@@ -636,7 +911,7 @@
                     <pic:cNvPicPr/>
                   </pic:nvPicPr>
                   <pic:blipFill>
-                    <a:blip r:embed="rId14"/>
+                    <a:blip r:embed="rId15"/>
                     <a:stretch>
                       <a:fillRect/>
                     </a:stretch>
@@ -644,7 +919,7 @@
                   <pic:spPr>
                     <a:xfrm>
                       <a:off x="0" y="0"/>
-                      <a:ext cx="5943600" cy="3133090"/>
+                      <a:ext cx="6929147" cy="2703029"/>
                     </a:xfrm>
                     <a:prstGeom prst="rect">
                       <a:avLst/>
@@ -657,11 +932,66 @@
         </w:drawing>
       </w:r>
     </w:p>
-    <w:p/>
-    <w:p>
-      <w:r>
+    <w:p>
+      <w:pPr>
+        <w:rPr>
+          <w:highlight w:val="cyan"/>
+        </w:rPr>
+      </w:pPr>
+      <w:r>
+        <w:rPr>
+          <w:highlight w:val="cyan"/>
+        </w:rPr>
         <w:t>I applied to the job as an employee but I do not see the applicant as an employer. It should ideally show up as an applicant.</w:t>
       </w:r>
+      <w:r>
+        <w:rPr>
+          <w:highlight w:val="cyan"/>
+        </w:rPr>
+        <w:t xml:space="preserve"> </w:t>
+      </w:r>
+    </w:p>
+    <w:p>
+      <w:r>
+        <w:rPr>
+          <w:highlight w:val="cyan"/>
+        </w:rPr>
+        <w:sym w:font="Wingdings" w:char="F0E8"/>
+      </w:r>
+      <w:r>
+        <w:rPr>
+          <w:highlight w:val="cyan"/>
+        </w:rPr>
+        <w:t xml:space="preserve"> </w:t>
+      </w:r>
+      <w:r>
+        <w:rPr>
+          <w:color w:val="4472C4" w:themeColor="accent1"/>
+          <w:highlight w:val="cyan"/>
+        </w:rPr>
+        <w:t xml:space="preserve">“My Jobs” tab is only for employer, </w:t>
+      </w:r>
+      <w:r>
+        <w:rPr>
+          <w:color w:val="4472C4" w:themeColor="accent1"/>
+          <w:highlight w:val="cyan"/>
+        </w:rPr>
+        <w:t>where</w:t>
+      </w:r>
+      <w:r>
+        <w:rPr>
+          <w:color w:val="4472C4" w:themeColor="accent1"/>
+          <w:highlight w:val="cyan"/>
+        </w:rPr>
+        <w:t xml:space="preserve"> employer can see their</w:t>
+      </w:r>
+      <w:r>
+        <w:rPr>
+          <w:color w:val="4472C4" w:themeColor="accent1"/>
+          <w:highlight w:val="cyan"/>
+        </w:rPr>
+        <w:t xml:space="preserve"> posted job. Employer can see job bid list in “Applications to your jobs” tab.</w:t>
+      </w:r>
     </w:p>
     <w:p>
       <w:r>
@@ -675,16 +1005,20 @@
       <w:r>
         <w:t>”? Is there a selection process before that?</w:t>
       </w:r>
-    </w:p>
-    <w:p>
       <w:r>
         <w:rPr>
           <w:noProof/>
         </w:rPr>
+        <w:t xml:space="preserve"> </w:t>
+      </w:r>
+      <w:r>
+        <w:rPr>
+          <w:noProof/>
+        </w:rPr>
         <w:drawing>
-          <wp:inline distT="0" distB="0" distL="0" distR="0" wp14:anchorId="27E84B2F" wp14:editId="3145BCF0">
-            <wp:extent cx="5943600" cy="3133090"/>
-            <wp:effectExtent l="0" t="0" r="0" b="0"/>
+          <wp:inline distT="0" distB="0" distL="0" distR="0" wp14:anchorId="05C72DA7" wp14:editId="61720BCE">
+            <wp:extent cx="6848475" cy="2419350"/>
+            <wp:effectExtent l="0" t="0" r="9525" b="0"/>
             <wp:docPr id="1271383852" name="Picture 1" descr="A screenshot of a computer&#10;&#10;Description automatically generated"/>
             <wp:cNvGraphicFramePr>
               <a:graphicFrameLocks xmlns:a="http://schemas.openxmlformats.org/drawingml/2006/main" noChangeAspect="1"/>
@@ -697,7 +1031,7 @@
                     <pic:cNvPicPr/>
                   </pic:nvPicPr>
                   <pic:blipFill>
-                    <a:blip r:embed="rId15"/>
+                    <a:blip r:embed="rId16"/>
                     <a:stretch>
                       <a:fillRect/>
                     </a:stretch>
@@ -705,7 +1039,7 @@
                   <pic:spPr>
                     <a:xfrm>
                       <a:off x="0" y="0"/>
-                      <a:ext cx="5943600" cy="3133090"/>
+                      <a:ext cx="6848475" cy="2419350"/>
                     </a:xfrm>
                     <a:prstGeom prst="rect">
                       <a:avLst/>
@@ -718,28 +1052,46 @@
         </w:drawing>
       </w:r>
     </w:p>
-    <w:p/>
-    <w:p>
-      <w:r>
+    <w:p>
+      <w:r>
+        <w:rPr>
+          <w:highlight w:val="cyan"/>
+        </w:rPr>
         <w:lastRenderedPageBreak/>
         <w:t xml:space="preserve">Also, when I select the employee </w:t>
       </w:r>
       <w:r>
+        <w:rPr>
+          <w:highlight w:val="cyan"/>
+        </w:rPr>
         <w:t xml:space="preserve">I am not able to select the slot </w:t>
       </w:r>
       <w:r>
+        <w:rPr>
+          <w:highlight w:val="cyan"/>
+        </w:rPr>
         <w:t>I do not see available slot.</w:t>
       </w:r>
-    </w:p>
-    <w:p>
+      <w:r>
+        <w:t xml:space="preserve"> </w:t>
+      </w:r>
+      <w:r>
+        <w:sym w:font="Wingdings" w:char="F0E8"/>
+      </w:r>
+      <w:r>
+        <w:t xml:space="preserve"> Employee needs to add slot. Once slot added by the job seeker then only it will be visible to the job seeker profile and then employer can book slot with that job seeker.</w:t>
+      </w:r>
+    </w:p>
+    <w:p>
+      <w:bookmarkStart w:id="0" w:name="_GoBack"/>
       <w:r>
         <w:rPr>
           <w:noProof/>
         </w:rPr>
         <w:drawing>
-          <wp:inline distT="0" distB="0" distL="0" distR="0" wp14:anchorId="2CD4D793" wp14:editId="69EFB195">
-            <wp:extent cx="5943600" cy="3592195"/>
-            <wp:effectExtent l="0" t="0" r="0" b="8255"/>
+          <wp:inline distT="0" distB="0" distL="0" distR="0" wp14:anchorId="2CD4D793" wp14:editId="349EAC41">
+            <wp:extent cx="6877050" cy="3152775"/>
+            <wp:effectExtent l="0" t="0" r="0" b="9525"/>
             <wp:docPr id="575044090" name="Picture 1" descr="A screenshot of a computer&#10;&#10;Description automatically generated"/>
             <wp:cNvGraphicFramePr>
               <a:graphicFrameLocks xmlns:a="http://schemas.openxmlformats.org/drawingml/2006/main" noChangeAspect="1"/>
@@ -752,7 +1104,7 @@
                     <pic:cNvPicPr/>
                   </pic:nvPicPr>
                   <pic:blipFill>
-                    <a:blip r:embed="rId16"/>
+                    <a:blip r:embed="rId17"/>
                     <a:stretch>
                       <a:fillRect/>
                     </a:stretch>
@@ -760,7 +1112,7 @@
                   <pic:spPr>
                     <a:xfrm>
                       <a:off x="0" y="0"/>
-                      <a:ext cx="5943600" cy="3592195"/>
+                      <a:ext cx="6877050" cy="3152775"/>
                     </a:xfrm>
                     <a:prstGeom prst="rect">
                       <a:avLst/>
@@ -772,31 +1124,194 @@
           </wp:inline>
         </w:drawing>
       </w:r>
-    </w:p>
-    <w:p/>
-    <w:p>
-      <w:r>
+      <w:bookmarkEnd w:id="0"/>
+    </w:p>
+    <w:p>
+      <w:r>
+        <w:rPr>
+          <w:highlight w:val="green"/>
+        </w:rPr>
         <w:t>So I go back and login as an employee – and I face that User Agreement screen</w:t>
       </w:r>
       <w:r>
+        <w:rPr>
+          <w:highlight w:val="green"/>
+        </w:rPr>
         <w:t xml:space="preserve"> *which should come only when I am signing up”</w:t>
       </w:r>
-    </w:p>
-    <w:p/>
-    <w:p>
-      <w:r>
+      <w:r>
+        <w:t xml:space="preserve"> </w:t>
+      </w:r>
+      <w:r>
+        <w:sym w:font="Wingdings" w:char="F0E8"/>
+      </w:r>
+      <w:r>
+        <w:t xml:space="preserve"> Fixed</w:t>
+      </w:r>
+    </w:p>
+    <w:p>
+      <w:pPr>
+        <w:rPr>
+          <w:highlight w:val="cyan"/>
+        </w:rPr>
+      </w:pPr>
+      <w:r>
+        <w:rPr>
+          <w:highlight w:val="cyan"/>
+        </w:rPr>
         <w:t>I also see “pending” as an employee – what is that? Pending interview or rejection?</w:t>
       </w:r>
     </w:p>
     <w:p>
+      <w:pPr>
+        <w:pStyle w:val="ListParagraph"/>
+        <w:numPr>
+          <w:ilvl w:val="0"/>
+          <w:numId w:val="1"/>
+        </w:numPr>
+        <w:rPr>
+          <w:highlight w:val="cyan"/>
+        </w:rPr>
+      </w:pPr>
+      <w:r>
+        <w:rPr>
+          <w:highlight w:val="cyan"/>
+        </w:rPr>
+        <w:t xml:space="preserve">Pending </w:t>
+      </w:r>
+      <w:r>
+        <w:rPr>
+          <w:highlight w:val="cyan"/>
+        </w:rPr>
+        <w:sym w:font="Wingdings" w:char="F0E8"/>
+      </w:r>
+      <w:r>
+        <w:rPr>
+          <w:highlight w:val="cyan"/>
+        </w:rPr>
+        <w:t xml:space="preserve"> Initial status should be pending if job seeker</w:t>
+      </w:r>
+      <w:r>
+        <w:rPr>
+          <w:highlight w:val="cyan"/>
+        </w:rPr>
+        <w:t xml:space="preserve"> bid in any job.</w:t>
+      </w:r>
+    </w:p>
+    <w:p>
+      <w:pPr>
+        <w:pStyle w:val="ListParagraph"/>
+        <w:numPr>
+          <w:ilvl w:val="0"/>
+          <w:numId w:val="1"/>
+        </w:numPr>
+        <w:rPr>
+          <w:highlight w:val="cyan"/>
+        </w:rPr>
+      </w:pPr>
+      <w:r>
+        <w:rPr>
+          <w:highlight w:val="cyan"/>
+        </w:rPr>
+        <w:t xml:space="preserve">Screen Out </w:t>
+      </w:r>
+      <w:r>
+        <w:rPr>
+          <w:highlight w:val="cyan"/>
+        </w:rPr>
+        <w:sym w:font="Wingdings" w:char="F0E8"/>
+      </w:r>
+      <w:r>
+        <w:rPr>
+          <w:highlight w:val="cyan"/>
+        </w:rPr>
+        <w:t xml:space="preserve"> Functionality to reject a particular bid. </w:t>
+      </w:r>
+    </w:p>
+    <w:p>
+      <w:pPr>
+        <w:pStyle w:val="ListParagraph"/>
+        <w:numPr>
+          <w:ilvl w:val="0"/>
+          <w:numId w:val="1"/>
+        </w:numPr>
+        <w:rPr>
+          <w:highlight w:val="cyan"/>
+        </w:rPr>
+      </w:pPr>
+      <w:r>
+        <w:rPr>
+          <w:highlight w:val="cyan"/>
+        </w:rPr>
+        <w:t xml:space="preserve">Screened In </w:t>
+      </w:r>
+      <w:r>
+        <w:rPr>
+          <w:highlight w:val="cyan"/>
+        </w:rPr>
+        <w:sym w:font="Wingdings" w:char="F0E8"/>
+      </w:r>
+      <w:r>
+        <w:rPr>
+          <w:highlight w:val="cyan"/>
+        </w:rPr>
+        <w:t xml:space="preserve"> Functionality to select a</w:t>
+      </w:r>
+      <w:r>
+        <w:rPr>
+          <w:highlight w:val="cyan"/>
+        </w:rPr>
+        <w:t xml:space="preserve"> particular bid. </w:t>
+      </w:r>
+    </w:p>
+    <w:p>
+      <w:pPr>
+        <w:pStyle w:val="ListParagraph"/>
+        <w:numPr>
+          <w:ilvl w:val="0"/>
+          <w:numId w:val="1"/>
+        </w:numPr>
+      </w:pPr>
+      <w:r>
+        <w:rPr>
+          <w:highlight w:val="cyan"/>
+        </w:rPr>
+        <w:t xml:space="preserve">Ready For interview </w:t>
+      </w:r>
+      <w:r>
+        <w:rPr>
+          <w:highlight w:val="cyan"/>
+        </w:rPr>
+        <w:sym w:font="Wingdings" w:char="F0E8"/>
+      </w:r>
+      <w:r>
+        <w:rPr>
+          <w:highlight w:val="cyan"/>
+        </w:rPr>
+        <w:t xml:space="preserve"> If employer choose a jobseeker as “Ready for Interview”, that job seeker will move to the next tab “</w:t>
+      </w:r>
+      <w:r>
+        <w:rPr>
+          <w:highlight w:val="cyan"/>
+        </w:rPr>
+        <w:t>Ready for Interview</w:t>
+      </w:r>
+      <w:r>
+        <w:rPr>
+          <w:highlight w:val="cyan"/>
+        </w:rPr>
+        <w:t>”, from where employer can schedule interview for that particular job seeker.</w:t>
+      </w:r>
+    </w:p>
+    <w:p>
       <w:r>
         <w:rPr>
           <w:noProof/>
         </w:rPr>
         <w:drawing>
-          <wp:inline distT="0" distB="0" distL="0" distR="0" wp14:anchorId="086EB930" wp14:editId="254CDA4D">
-            <wp:extent cx="5943600" cy="2492375"/>
-            <wp:effectExtent l="0" t="0" r="0" b="3175"/>
+          <wp:inline distT="0" distB="0" distL="0" distR="0" wp14:anchorId="086EB930" wp14:editId="66B924FD">
+            <wp:extent cx="6867525" cy="2933700"/>
+            <wp:effectExtent l="0" t="0" r="9525" b="0"/>
             <wp:docPr id="1398745840" name="Picture 1" descr="A screenshot of a computer&#10;&#10;Description automatically generated"/>
             <wp:cNvGraphicFramePr>
               <a:graphicFrameLocks xmlns:a="http://schemas.openxmlformats.org/drawingml/2006/main" noChangeAspect="1"/>
@@ -809,7 +1324,7 @@
                     <pic:cNvPicPr/>
                   </pic:nvPicPr>
                   <pic:blipFill>
-                    <a:blip r:embed="rId17"/>
+                    <a:blip r:embed="rId18"/>
                     <a:stretch>
                       <a:fillRect/>
                     </a:stretch>
@@ -817,7 +1332,7 @@
                   <pic:spPr>
                     <a:xfrm>
                       <a:off x="0" y="0"/>
-                      <a:ext cx="5943600" cy="2492375"/>
+                      <a:ext cx="6867525" cy="2933700"/>
                     </a:xfrm>
                     <a:prstGeom prst="rect">
                       <a:avLst/>
@@ -830,21 +1345,20 @@
         </w:drawing>
       </w:r>
     </w:p>
-    <w:p/>
-    <w:p>
-      <w:r>
+    <w:p>
+      <w:r>
+        <w:t xml:space="preserve">I add another slot </w:t>
+      </w:r>
+    </w:p>
+    <w:p>
+      <w:r>
+        <w:rPr>
+          <w:noProof/>
+        </w:rPr>
         <w:lastRenderedPageBreak/>
-        <w:t xml:space="preserve">I add another slot </w:t>
-      </w:r>
-    </w:p>
-    <w:p>
-      <w:r>
-        <w:rPr>
-          <w:noProof/>
-        </w:rPr>
         <w:drawing>
-          <wp:inline distT="0" distB="0" distL="0" distR="0" wp14:anchorId="45699848" wp14:editId="5E279AEB">
-            <wp:extent cx="5943600" cy="2619375"/>
+          <wp:inline distT="0" distB="0" distL="0" distR="0" wp14:anchorId="45699848" wp14:editId="43D2C104">
+            <wp:extent cx="6800850" cy="1914525"/>
             <wp:effectExtent l="0" t="0" r="0" b="9525"/>
             <wp:docPr id="1008779904" name="Picture 1" descr="A screenshot of a calendar&#10;&#10;Description automatically generated"/>
             <wp:cNvGraphicFramePr>
@@ -858,7 +1372,7 @@
                     <pic:cNvPicPr/>
                   </pic:nvPicPr>
                   <pic:blipFill>
-                    <a:blip r:embed="rId18"/>
+                    <a:blip r:embed="rId19"/>
                     <a:stretch>
                       <a:fillRect/>
                     </a:stretch>
@@ -866,7 +1380,7 @@
                   <pic:spPr>
                     <a:xfrm>
                       <a:off x="0" y="0"/>
-                      <a:ext cx="5943600" cy="2619375"/>
+                      <a:ext cx="6800850" cy="1914525"/>
                     </a:xfrm>
                     <a:prstGeom prst="rect">
                       <a:avLst/>
@@ -879,22 +1393,24 @@
         </w:drawing>
       </w:r>
     </w:p>
+    <w:p>
+      <w:r>
+        <w:t>Now, as an employer, I cannot double click and get into employee’s availability</w:t>
+      </w:r>
+      <w:r>
+        <w:t xml:space="preserve"> </w:t>
+      </w:r>
+    </w:p>
     <w:p/>
     <w:p>
       <w:r>
-        <w:t>Now, as an employer, I cannot double click and get into employee’s availability</w:t>
-      </w:r>
-    </w:p>
-    <w:p/>
-    <w:p>
-      <w:r>
         <w:rPr>
           <w:noProof/>
         </w:rPr>
         <w:drawing>
-          <wp:inline distT="0" distB="0" distL="0" distR="0" wp14:anchorId="18A1927C" wp14:editId="31942B7B">
-            <wp:extent cx="5943600" cy="3133090"/>
-            <wp:effectExtent l="0" t="0" r="0" b="0"/>
+          <wp:inline distT="0" distB="0" distL="0" distR="0" wp14:anchorId="18A1927C" wp14:editId="121C3768">
+            <wp:extent cx="6800850" cy="4086225"/>
+            <wp:effectExtent l="0" t="0" r="0" b="9525"/>
             <wp:docPr id="1139803048" name="Picture 1" descr="A screenshot of a computer&#10;&#10;Description automatically generated"/>
             <wp:cNvGraphicFramePr>
               <a:graphicFrameLocks xmlns:a="http://schemas.openxmlformats.org/drawingml/2006/main" noChangeAspect="1"/>
@@ -907,7 +1423,7 @@
                     <pic:cNvPicPr/>
                   </pic:nvPicPr>
                   <pic:blipFill>
-                    <a:blip r:embed="rId19"/>
+                    <a:blip r:embed="rId20"/>
                     <a:stretch>
                       <a:fillRect/>
                     </a:stretch>
@@ -915,7 +1431,7 @@
                   <pic:spPr>
                     <a:xfrm>
                       <a:off x="0" y="0"/>
-                      <a:ext cx="5943600" cy="3133090"/>
+                      <a:ext cx="6800850" cy="4086225"/>
                     </a:xfrm>
                     <a:prstGeom prst="rect">
                       <a:avLst/>
@@ -928,7 +1444,6 @@
         </w:drawing>
       </w:r>
     </w:p>
-    <w:p/>
     <w:p>
       <w:r>
         <w:t>Only after I logged out from my other browser as an employee</w:t>
@@ -949,9 +1464,9 @@
         </w:rPr>
         <w:lastRenderedPageBreak/>
         <w:drawing>
-          <wp:inline distT="0" distB="0" distL="0" distR="0" wp14:anchorId="62DCE9F5" wp14:editId="21621819">
-            <wp:extent cx="5943600" cy="3383915"/>
-            <wp:effectExtent l="0" t="0" r="0" b="6985"/>
+          <wp:inline distT="0" distB="0" distL="0" distR="0" wp14:anchorId="62DCE9F5" wp14:editId="6CE51059">
+            <wp:extent cx="6877050" cy="3705225"/>
+            <wp:effectExtent l="0" t="0" r="0" b="9525"/>
             <wp:docPr id="681631511" name="Picture 1" descr="A screenshot of a calendar&#10;&#10;Description automatically generated"/>
             <wp:cNvGraphicFramePr>
               <a:graphicFrameLocks xmlns:a="http://schemas.openxmlformats.org/drawingml/2006/main" noChangeAspect="1"/>
@@ -964,7 +1479,7 @@
                     <pic:cNvPicPr/>
                   </pic:nvPicPr>
                   <pic:blipFill>
-                    <a:blip r:embed="rId20"/>
+                    <a:blip r:embed="rId21"/>
                     <a:stretch>
                       <a:fillRect/>
                     </a:stretch>
@@ -972,7 +1487,7 @@
                   <pic:spPr>
                     <a:xfrm>
                       <a:off x="0" y="0"/>
-                      <a:ext cx="5943600" cy="3383915"/>
+                      <a:ext cx="6877050" cy="3705225"/>
                     </a:xfrm>
                     <a:prstGeom prst="rect">
                       <a:avLst/>
@@ -985,22 +1500,20 @@
         </w:drawing>
       </w:r>
     </w:p>
-    <w:p/>
     <w:p>
       <w:r>
         <w:t>There should be an email sent or some notification. How do I start the interview as an employer or an employee?</w:t>
       </w:r>
     </w:p>
-    <w:p/>
     <w:p>
       <w:r>
         <w:rPr>
           <w:noProof/>
         </w:rPr>
         <w:drawing>
-          <wp:inline distT="0" distB="0" distL="0" distR="0" wp14:anchorId="0F526412" wp14:editId="2274AF0B">
-            <wp:extent cx="5943600" cy="3404235"/>
-            <wp:effectExtent l="0" t="0" r="0" b="5715"/>
+          <wp:inline distT="0" distB="0" distL="0" distR="0" wp14:anchorId="0F526412" wp14:editId="73D4DBFF">
+            <wp:extent cx="6915150" cy="3781425"/>
+            <wp:effectExtent l="0" t="0" r="0" b="9525"/>
             <wp:docPr id="1054587683" name="Picture 1" descr="A screenshot of a computer&#10;&#10;Description automatically generated"/>
             <wp:cNvGraphicFramePr>
               <a:graphicFrameLocks xmlns:a="http://schemas.openxmlformats.org/drawingml/2006/main" noChangeAspect="1"/>
@@ -1013,7 +1526,7 @@
                     <pic:cNvPicPr/>
                   </pic:nvPicPr>
                   <pic:blipFill>
-                    <a:blip r:embed="rId21"/>
+                    <a:blip r:embed="rId22"/>
                     <a:stretch>
                       <a:fillRect/>
                     </a:stretch>
@@ -1021,7 +1534,7 @@
                   <pic:spPr>
                     <a:xfrm>
                       <a:off x="0" y="0"/>
-                      <a:ext cx="5943600" cy="3404235"/>
+                      <a:ext cx="6915150" cy="3781425"/>
                     </a:xfrm>
                     <a:prstGeom prst="rect">
                       <a:avLst/>
@@ -1036,25 +1549,24 @@
     </w:p>
     <w:p>
       <w:r>
+        <w:t>I don’t see a link for the interview for the employer.</w:t>
+      </w:r>
+    </w:p>
+    <w:p>
+      <w:r>
+        <w:t>When I click on the link of an employee I see this page:</w:t>
+      </w:r>
+    </w:p>
+    <w:p>
+      <w:r>
+        <w:rPr>
+          <w:noProof/>
+        </w:rPr>
         <w:lastRenderedPageBreak/>
-        <w:t>I don’t see a link for the interview for the employer.</w:t>
-      </w:r>
-    </w:p>
-    <w:p/>
-    <w:p>
-      <w:r>
-        <w:t>When I click on the link of an employee I see this page:</w:t>
-      </w:r>
-    </w:p>
-    <w:p>
-      <w:r>
-        <w:rPr>
-          <w:noProof/>
-        </w:rPr>
         <w:drawing>
-          <wp:inline distT="0" distB="0" distL="0" distR="0" wp14:anchorId="351D374A" wp14:editId="245696E1">
-            <wp:extent cx="5943600" cy="3133090"/>
-            <wp:effectExtent l="0" t="0" r="0" b="0"/>
+          <wp:inline distT="0" distB="0" distL="0" distR="0" wp14:anchorId="351D374A" wp14:editId="28A8C939">
+            <wp:extent cx="6886575" cy="3895725"/>
+            <wp:effectExtent l="0" t="0" r="9525" b="9525"/>
             <wp:docPr id="561696025" name="Picture 1"/>
             <wp:cNvGraphicFramePr>
               <a:graphicFrameLocks xmlns:a="http://schemas.openxmlformats.org/drawingml/2006/main" noChangeAspect="1"/>
@@ -1067,7 +1579,7 @@
                     <pic:cNvPicPr/>
                   </pic:nvPicPr>
                   <pic:blipFill>
-                    <a:blip r:embed="rId22"/>
+                    <a:blip r:embed="rId23"/>
                     <a:stretch>
                       <a:fillRect/>
                     </a:stretch>
@@ -1075,7 +1587,7 @@
                   <pic:spPr>
                     <a:xfrm>
                       <a:off x="0" y="0"/>
-                      <a:ext cx="5943600" cy="3133090"/>
+                      <a:ext cx="6886575" cy="3895725"/>
                     </a:xfrm>
                     <a:prstGeom prst="rect">
                       <a:avLst/>
@@ -1088,28 +1600,111 @@
         </w:drawing>
       </w:r>
     </w:p>
-    <w:p/>
-    <w:p/>
-    <w:p/>
-    <w:p/>
-    <w:p/>
-    <w:p/>
-    <w:p/>
-    <w:p/>
-    <w:p/>
-    <w:p/>
-    <w:p/>
-    <w:p/>
-    <w:p/>
-    <w:p/>
     <w:sectPr>
       <w:pgSz w:w="12240" w:h="15840"/>
-      <w:pgMar w:top="1440" w:right="1440" w:bottom="1440" w:left="1440" w:header="720" w:footer="720" w:gutter="0"/>
+      <w:pgMar w:top="720" w:right="720" w:bottom="720" w:left="720" w:header="720" w:footer="720" w:gutter="0"/>
       <w:cols w:space="720"/>
       <w:docGrid w:linePitch="360"/>
     </w:sectPr>
   </w:body>
 </w:document>
+</file>
+
+<file path=word/numbering.xml><?xml version="1.0" encoding="utf-8"?>
+<w:numbering xmlns:wpc="http://schemas.microsoft.com/office/word/2010/wordprocessingCanvas" xmlns:cx="http://schemas.microsoft.com/office/drawing/2014/chartex" xmlns:mc="http://schemas.openxmlformats.org/markup-compatibility/2006" xmlns:o="urn:schemas-microsoft-com:office:office" xmlns:r="http://schemas.openxmlformats.org/officeDocument/2006/relationships" xmlns:m="http://schemas.openxmlformats.org/officeDocument/2006/math" xmlns:v="urn:schemas-microsoft-com:vml" xmlns:wp14="http://schemas.microsoft.com/office/word/2010/wordprocessingDrawing" xmlns:wp="http://schemas.openxmlformats.org/drawingml/2006/wordprocessingDrawing" xmlns:w10="urn:schemas-microsoft-com:office:word" xmlns:w="http://schemas.openxmlformats.org/wordprocessingml/2006/main" xmlns:w14="http://schemas.microsoft.com/office/word/2010/wordml" xmlns:w15="http://schemas.microsoft.com/office/word/2012/wordml" xmlns:w16se="http://schemas.microsoft.com/office/word/2015/wordml/symex" xmlns:wpg="http://schemas.microsoft.com/office/word/2010/wordprocessingGroup" xmlns:wpi="http://schemas.microsoft.com/office/word/2010/wordprocessingInk" xmlns:wne="http://schemas.microsoft.com/office/word/2006/wordml" xmlns:wps="http://schemas.microsoft.com/office/word/2010/wordprocessingShape" mc:Ignorable="w14 w15 w16se wp14">
+  <w:abstractNum w:abstractNumId="0" w15:restartNumberingAfterBreak="0">
+    <w:nsid w:val="15DF3C37"/>
+    <w:multiLevelType w:val="hybridMultilevel"/>
+    <w:tmpl w:val="ACCA6342"/>
+    <w:lvl w:ilvl="0" w:tplc="0409000F">
+      <w:start w:val="1"/>
+      <w:numFmt w:val="decimal"/>
+      <w:lvlText w:val="%1."/>
+      <w:lvlJc w:val="left"/>
+      <w:pPr>
+        <w:ind w:left="720" w:hanging="360"/>
+      </w:pPr>
+      <w:rPr>
+        <w:rFonts w:hint="default"/>
+      </w:rPr>
+    </w:lvl>
+    <w:lvl w:ilvl="1" w:tplc="04090019" w:tentative="1">
+      <w:start w:val="1"/>
+      <w:numFmt w:val="lowerLetter"/>
+      <w:lvlText w:val="%2."/>
+      <w:lvlJc w:val="left"/>
+      <w:pPr>
+        <w:ind w:left="1440" w:hanging="360"/>
+      </w:pPr>
+    </w:lvl>
+    <w:lvl w:ilvl="2" w:tplc="0409001B" w:tentative="1">
+      <w:start w:val="1"/>
+      <w:numFmt w:val="lowerRoman"/>
+      <w:lvlText w:val="%3."/>
+      <w:lvlJc w:val="right"/>
+      <w:pPr>
+        <w:ind w:left="2160" w:hanging="180"/>
+      </w:pPr>
+    </w:lvl>
+    <w:lvl w:ilvl="3" w:tplc="0409000F" w:tentative="1">
+      <w:start w:val="1"/>
+      <w:numFmt w:val="decimal"/>
+      <w:lvlText w:val="%4."/>
+      <w:lvlJc w:val="left"/>
+      <w:pPr>
+        <w:ind w:left="2880" w:hanging="360"/>
+      </w:pPr>
+    </w:lvl>
+    <w:lvl w:ilvl="4" w:tplc="04090019" w:tentative="1">
+      <w:start w:val="1"/>
+      <w:numFmt w:val="lowerLetter"/>
+      <w:lvlText w:val="%5."/>
+      <w:lvlJc w:val="left"/>
+      <w:pPr>
+        <w:ind w:left="3600" w:hanging="360"/>
+      </w:pPr>
+    </w:lvl>
+    <w:lvl w:ilvl="5" w:tplc="0409001B" w:tentative="1">
+      <w:start w:val="1"/>
+      <w:numFmt w:val="lowerRoman"/>
+      <w:lvlText w:val="%6."/>
+      <w:lvlJc w:val="right"/>
+      <w:pPr>
+        <w:ind w:left="4320" w:hanging="180"/>
+      </w:pPr>
+    </w:lvl>
+    <w:lvl w:ilvl="6" w:tplc="0409000F" w:tentative="1">
+      <w:start w:val="1"/>
+      <w:numFmt w:val="decimal"/>
+      <w:lvlText w:val="%7."/>
+      <w:lvlJc w:val="left"/>
+      <w:pPr>
+        <w:ind w:left="5040" w:hanging="360"/>
+      </w:pPr>
+    </w:lvl>
+    <w:lvl w:ilvl="7" w:tplc="04090019" w:tentative="1">
+      <w:start w:val="1"/>
+      <w:numFmt w:val="lowerLetter"/>
+      <w:lvlText w:val="%8."/>
+      <w:lvlJc w:val="left"/>
+      <w:pPr>
+        <w:ind w:left="5760" w:hanging="360"/>
+      </w:pPr>
+    </w:lvl>
+    <w:lvl w:ilvl="8" w:tplc="0409001B" w:tentative="1">
+      <w:start w:val="1"/>
+      <w:numFmt w:val="lowerRoman"/>
+      <w:lvlText w:val="%9."/>
+      <w:lvlJc w:val="right"/>
+      <w:pPr>
+        <w:ind w:left="6480" w:hanging="180"/>
+      </w:pPr>
+    </w:lvl>
+  </w:abstractNum>
+  <w:num w:numId="1">
+    <w:abstractNumId w:val="0"/>
+  </w:num>
+</w:numbering>
 </file>
 
 <file path=word/styles.xml><?xml version="1.0" encoding="utf-8"?>

--- a/Feedback 062624.docx
+++ b/Feedback 062624.docx
@@ -330,38 +330,36 @@
         <w:sym w:font="Wingdings" w:char="F0E8"/>
       </w:r>
       <w:r>
+        <w:t xml:space="preserve"> Please provide the content so that we can modify.</w:t>
+      </w:r>
+    </w:p>
+    <w:p>
+      <w:r>
+        <w:t xml:space="preserve">6. </w:t>
+      </w:r>
+      <w:r>
+        <w:t>This User’s agreement is coming back again and again even after I check and say Next. I had to close it by clicking on the x button.</w:t>
+      </w:r>
+      <w:r>
         <w:t xml:space="preserve"> </w:t>
       </w:r>
       <w:r>
-        <w:t>Please provide the content so that we can modify.</w:t>
-      </w:r>
-    </w:p>
-    <w:p>
-      <w:r>
-        <w:rPr>
-          <w:highlight w:val="green"/>
-        </w:rPr>
-        <w:t xml:space="preserve">6. </w:t>
-      </w:r>
-      <w:r>
-        <w:rPr>
-          <w:highlight w:val="green"/>
-        </w:rPr>
-        <w:t>This User’s agreement is coming back again and again even after I check and say Next. I had to close it by clicking on the x button.</w:t>
-      </w:r>
-      <w:r>
-        <w:t xml:space="preserve"> </w:t>
-      </w:r>
-      <w:r>
+        <w:rPr>
+          <w:highlight w:val="cyan"/>
+        </w:rPr>
         <w:sym w:font="Wingdings" w:char="F0E8"/>
       </w:r>
       <w:r>
+        <w:rPr>
+          <w:highlight w:val="cyan"/>
+        </w:rPr>
         <w:t xml:space="preserve"> </w:t>
       </w:r>
       <w:r>
         <w:rPr>
           <w:b/>
           <w:kern w:val="0"/>
+          <w:highlight w:val="cyan"/>
           <w14:ligatures w14:val="none"/>
         </w:rPr>
         <w:t xml:space="preserve">There will not be any </w:t>
@@ -370,6 +368,7 @@
         <w:rPr>
           <w:b/>
           <w:kern w:val="0"/>
+          <w:highlight w:val="cyan"/>
           <w14:ligatures w14:val="none"/>
         </w:rPr>
         <w:t>close</w:t>
@@ -378,6 +377,7 @@
         <w:rPr>
           <w:b/>
           <w:kern w:val="0"/>
+          <w:highlight w:val="cyan"/>
           <w14:ligatures w14:val="none"/>
         </w:rPr>
         <w:t xml:space="preserve"> button in the agreement popup. Use need to accept agreement before proceeding. </w:t>
@@ -386,6 +386,7 @@
         <w:rPr>
           <w:b/>
           <w:kern w:val="0"/>
+          <w:highlight w:val="cyan"/>
           <w14:ligatures w14:val="none"/>
         </w:rPr>
         <w:t xml:space="preserve">Currently in the website we have </w:t>
@@ -394,6 +395,7 @@
         <w:rPr>
           <w:b/>
           <w:kern w:val="0"/>
+          <w:highlight w:val="cyan"/>
           <w14:ligatures w14:val="none"/>
         </w:rPr>
         <w:t xml:space="preserve">“Privacy policy” and “Terms and condition” content. </w:t>
@@ -402,6 +404,7 @@
         <w:rPr>
           <w:b/>
           <w:kern w:val="0"/>
+          <w:highlight w:val="cyan"/>
           <w14:ligatures w14:val="none"/>
         </w:rPr>
         <w:t>W</w:t>
@@ -410,6 +413,7 @@
         <w:rPr>
           <w:b/>
           <w:kern w:val="0"/>
+          <w:highlight w:val="cyan"/>
           <w14:ligatures w14:val="none"/>
         </w:rPr>
         <w:t xml:space="preserve">e </w:t>
@@ -418,6 +422,7 @@
         <w:rPr>
           <w:b/>
           <w:kern w:val="0"/>
+          <w:highlight w:val="cyan"/>
           <w14:ligatures w14:val="none"/>
         </w:rPr>
         <w:t>will</w:t>
@@ -426,6 +431,7 @@
         <w:rPr>
           <w:b/>
           <w:kern w:val="0"/>
+          <w:highlight w:val="cyan"/>
           <w14:ligatures w14:val="none"/>
         </w:rPr>
         <w:t xml:space="preserve"> replace that</w:t>
@@ -433,6 +439,7 @@
       <w:r>
         <w:rPr>
           <w:kern w:val="0"/>
+          <w:highlight w:val="cyan"/>
           <w14:ligatures w14:val="none"/>
         </w:rPr>
         <w:t xml:space="preserve">, </w:t>
@@ -441,25 +448,10 @@
         <w:rPr>
           <w:b/>
           <w:kern w:val="0"/>
+          <w:highlight w:val="cyan"/>
           <w14:ligatures w14:val="none"/>
         </w:rPr>
-        <w:t>o</w:t>
-      </w:r>
-      <w:r>
-        <w:rPr>
-          <w:b/>
-          <w:kern w:val="0"/>
-          <w14:ligatures w14:val="none"/>
-        </w:rPr>
-        <w:t>nce you provide “Agreement”</w:t>
-      </w:r>
-      <w:r>
-        <w:rPr>
-          <w:b/>
-          <w:kern w:val="0"/>
-          <w14:ligatures w14:val="none"/>
-        </w:rPr>
-        <w:t xml:space="preserve"> content.</w:t>
+        <w:t>once you provide “Agreement” content.</w:t>
       </w:r>
     </w:p>
     <w:p>
@@ -705,47 +697,51 @@
         </w:rPr>
       </w:pPr>
       <w:r>
-        <w:rPr>
-          <w:highlight w:val="cyan"/>
-        </w:rPr>
+        <w:t xml:space="preserve">11. </w:t>
+      </w:r>
+      <w:r>
         <w:t xml:space="preserve">BTW, the dialog box for User agreement is not </w:t>
       </w:r>
       <w:r>
-        <w:rPr>
-          <w:highlight w:val="cyan"/>
-        </w:rPr>
         <w:t>dock able</w:t>
       </w:r>
       <w:r>
-        <w:rPr>
-          <w:highlight w:val="cyan"/>
-        </w:rPr>
-        <w:t>. Cannot see the save button till I zoom out significantly.</w:t>
-      </w:r>
-    </w:p>
-    <w:p>
-      <w:r>
-        <w:rPr>
-          <w:highlight w:val="cyan"/>
-        </w:rPr>
-        <w:t>Also, it does not let me go to the other vertical menus as there is no “x” button anymore (or is there but invisible) - education, work experience, My jobs, etc.</w:t>
+        <w:t xml:space="preserve">. Cannot see the save button till I zoom out </w:t>
+      </w:r>
+      <w:proofErr w:type="spellStart"/>
+      <w:r>
+        <w:t>significantly.Also</w:t>
+      </w:r>
+      <w:proofErr w:type="spellEnd"/>
+      <w:r>
+        <w:t>, it does not let me go to the other vertical menus as there is no “x” button anymore (or is there but invisible) - education, work experience, My jobs, etc.</w:t>
       </w:r>
       <w:r>
         <w:t xml:space="preserve"> </w:t>
       </w:r>
       <w:r>
+        <w:rPr>
+          <w:highlight w:val="cyan"/>
+        </w:rPr>
         <w:sym w:font="Wingdings" w:char="F0E8"/>
       </w:r>
       <w:r>
+        <w:rPr>
+          <w:highlight w:val="cyan"/>
+        </w:rPr>
         <w:t xml:space="preserve"> </w:t>
       </w:r>
       <w:r>
         <w:rPr>
           <w:b/>
+          <w:highlight w:val="cyan"/>
         </w:rPr>
         <w:t>There will not be any cross button in the agreement popup. Use need to accept agreement before proceeding. For the current agreement “Privacy policy” and “Terms and condition” content is attach. If you can provide “Agreement” content so that we can replace that</w:t>
       </w:r>
       <w:r>
+        <w:rPr>
+          <w:highlight w:val="cyan"/>
+        </w:rPr>
         <w:t>.</w:t>
       </w:r>
     </w:p>
@@ -833,13 +829,25 @@
         </w:drawing>
       </w:r>
       <w:r>
-        <w:rPr>
-          <w:highlight w:val="yellow"/>
-        </w:rPr>
+        <w:t xml:space="preserve">12. </w:t>
+      </w:r>
+      <w:r>
         <w:t>Here in the calendar, we can say “Show availability” and not “Schedule”</w:t>
       </w:r>
       <w:r>
         <w:t xml:space="preserve"> </w:t>
+      </w:r>
+      <w:r>
+        <w:rPr>
+          <w:highlight w:val="cyan"/>
+        </w:rPr>
+        <w:sym w:font="Wingdings" w:char="F0E8"/>
+      </w:r>
+      <w:r>
+        <w:rPr>
+          <w:highlight w:val="cyan"/>
+        </w:rPr>
+        <w:t xml:space="preserve"> “Schedule” Button is to add availability for job seeker. Job Seeker can add multiple availability for a particular date.</w:t>
       </w:r>
     </w:p>
     <w:p>
@@ -854,9 +862,9 @@
           <w:noProof/>
         </w:rPr>
         <w:drawing>
-          <wp:inline distT="0" distB="0" distL="0" distR="0" wp14:anchorId="632362BF" wp14:editId="43337498">
-            <wp:extent cx="6886575" cy="2181225"/>
-            <wp:effectExtent l="0" t="0" r="9525" b="9525"/>
+          <wp:inline distT="0" distB="0" distL="0" distR="0" wp14:anchorId="632362BF" wp14:editId="1EA23F7B">
+            <wp:extent cx="6886575" cy="2171700"/>
+            <wp:effectExtent l="0" t="0" r="9525" b="0"/>
             <wp:docPr id="1237030696" name="Picture 1" descr="A screenshot of a computer&#10;&#10;Description automatically generated"/>
             <wp:cNvGraphicFramePr>
               <a:graphicFrameLocks xmlns:a="http://schemas.openxmlformats.org/drawingml/2006/main" noChangeAspect="1"/>
@@ -877,7 +885,7 @@
                   <pic:spPr>
                     <a:xfrm>
                       <a:off x="0" y="0"/>
-                      <a:ext cx="6894752" cy="2183815"/>
+                      <a:ext cx="6894764" cy="2174282"/>
                     </a:xfrm>
                     <a:prstGeom prst="rect">
                       <a:avLst/>
@@ -896,8 +904,8 @@
           <w:noProof/>
         </w:rPr>
         <w:drawing>
-          <wp:inline distT="0" distB="0" distL="0" distR="0" wp14:anchorId="4113346A" wp14:editId="0F6E1E5B">
-            <wp:extent cx="6885621" cy="2686050"/>
+          <wp:inline distT="0" distB="0" distL="0" distR="0" wp14:anchorId="4113346A" wp14:editId="44CF9977">
+            <wp:extent cx="6885304" cy="2495550"/>
             <wp:effectExtent l="0" t="0" r="0" b="0"/>
             <wp:docPr id="29429473" name="Picture 1" descr="A screenshot of a computer&#10;&#10;Description automatically generated"/>
             <wp:cNvGraphicFramePr>
@@ -919,7 +927,7 @@
                   <pic:spPr>
                     <a:xfrm>
                       <a:off x="0" y="0"/>
-                      <a:ext cx="6929147" cy="2703029"/>
+                      <a:ext cx="6930426" cy="2511904"/>
                     </a:xfrm>
                     <a:prstGeom prst="rect">
                       <a:avLst/>
@@ -939,19 +947,14 @@
         </w:rPr>
       </w:pPr>
       <w:r>
-        <w:rPr>
-          <w:highlight w:val="cyan"/>
-        </w:rPr>
+        <w:t xml:space="preserve">13. </w:t>
+      </w:r>
+      <w:r>
         <w:t>I applied to the job as an employee but I do not see the applicant as an employer. It should ideally show up as an applicant.</w:t>
       </w:r>
       <w:r>
-        <w:rPr>
-          <w:highlight w:val="cyan"/>
-        </w:rPr>
         <w:t xml:space="preserve"> </w:t>
       </w:r>
-    </w:p>
-    <w:p>
       <w:r>
         <w:rPr>
           <w:highlight w:val="cyan"/>
@@ -966,34 +969,39 @@
       </w:r>
       <w:r>
         <w:rPr>
-          <w:color w:val="4472C4" w:themeColor="accent1"/>
+          <w:b/>
           <w:highlight w:val="cyan"/>
         </w:rPr>
         <w:t xml:space="preserve">“My Jobs” tab is only for employer, </w:t>
       </w:r>
       <w:r>
         <w:rPr>
-          <w:color w:val="4472C4" w:themeColor="accent1"/>
+          <w:b/>
           <w:highlight w:val="cyan"/>
         </w:rPr>
         <w:t>where</w:t>
       </w:r>
       <w:r>
         <w:rPr>
-          <w:color w:val="4472C4" w:themeColor="accent1"/>
+          <w:b/>
           <w:highlight w:val="cyan"/>
         </w:rPr>
         <w:t xml:space="preserve"> employer can see their</w:t>
       </w:r>
       <w:r>
         <w:rPr>
-          <w:color w:val="4472C4" w:themeColor="accent1"/>
+          <w:b/>
           <w:highlight w:val="cyan"/>
         </w:rPr>
         <w:t xml:space="preserve"> posted job. Employer can see job bid list in “Applications to your jobs” tab.</w:t>
       </w:r>
     </w:p>
     <w:p>
+      <w:pPr>
+        <w:rPr>
+          <w:noProof/>
+        </w:rPr>
+      </w:pPr>
       <w:r>
         <w:t xml:space="preserve">However, I show up in the ready for interview when I select “All Recommended employee” under the Skill Sets dropdown. How do we get to see this person for the job “Need </w:t>
       </w:r>
@@ -1011,14 +1019,78 @@
         </w:rPr>
         <w:t xml:space="preserve"> </w:t>
       </w:r>
-      <w:r>
+    </w:p>
+    <w:p>
+      <w:pPr>
         <w:rPr>
           <w:noProof/>
         </w:rPr>
+      </w:pPr>
+      <w:r>
+        <w:rPr>
+          <w:noProof/>
+          <w:highlight w:val="cyan"/>
+        </w:rPr>
+        <w:sym w:font="Wingdings" w:char="F0E8"/>
+      </w:r>
+      <w:r>
+        <w:rPr>
+          <w:noProof/>
+          <w:highlight w:val="cyan"/>
+        </w:rPr>
+        <w:t xml:space="preserve"> </w:t>
+      </w:r>
+      <w:r>
+        <w:rPr>
+          <w:noProof/>
+          <w:highlight w:val="cyan"/>
+        </w:rPr>
+        <w:t xml:space="preserve">Employer will get a list of job seeker in the </w:t>
+      </w:r>
+      <w:r>
+        <w:rPr>
+          <w:noProof/>
+          <w:highlight w:val="cyan"/>
+        </w:rPr>
+        <w:t>“Ready for interview”</w:t>
+      </w:r>
+      <w:r>
+        <w:rPr>
+          <w:noProof/>
+          <w:highlight w:val="cyan"/>
+        </w:rPr>
+        <w:t xml:space="preserve"> tab, o</w:t>
+      </w:r>
+      <w:r>
+        <w:rPr>
+          <w:noProof/>
+          <w:highlight w:val="cyan"/>
+        </w:rPr>
+        <w:t xml:space="preserve">nce </w:t>
+      </w:r>
+      <w:r>
+        <w:rPr>
+          <w:noProof/>
+          <w:highlight w:val="cyan"/>
+        </w:rPr>
+        <w:t>employer select a job bid as “Ready for interview” in “application to your jobs” tab. In this tab employer can filter job seeker by the accepted job post.</w:t>
+      </w:r>
+      <w:r>
+        <w:rPr>
+          <w:noProof/>
+        </w:rPr>
+        <w:t xml:space="preserve">  </w:t>
+      </w:r>
+    </w:p>
+    <w:p>
+      <w:r>
+        <w:rPr>
+          <w:noProof/>
+        </w:rPr>
         <w:drawing>
-          <wp:inline distT="0" distB="0" distL="0" distR="0" wp14:anchorId="05C72DA7" wp14:editId="61720BCE">
-            <wp:extent cx="6848475" cy="2419350"/>
-            <wp:effectExtent l="0" t="0" r="9525" b="0"/>
+          <wp:inline distT="0" distB="0" distL="0" distR="0" wp14:anchorId="05C72DA7" wp14:editId="47004BC7">
+            <wp:extent cx="6848475" cy="2257425"/>
+            <wp:effectExtent l="0" t="0" r="9525" b="9525"/>
             <wp:docPr id="1271383852" name="Picture 1" descr="A screenshot of a computer&#10;&#10;Description automatically generated"/>
             <wp:cNvGraphicFramePr>
               <a:graphicFrameLocks xmlns:a="http://schemas.openxmlformats.org/drawingml/2006/main" noChangeAspect="1"/>
@@ -1039,7 +1111,7 @@
                   <pic:spPr>
                     <a:xfrm>
                       <a:off x="0" y="0"/>
-                      <a:ext cx="6848475" cy="2419350"/>
+                      <a:ext cx="6848475" cy="2257425"/>
                     </a:xfrm>
                     <a:prstGeom prst="rect">
                       <a:avLst/>
@@ -1054,36 +1126,34 @@
     </w:p>
     <w:p>
       <w:r>
-        <w:rPr>
-          <w:highlight w:val="cyan"/>
-        </w:rPr>
         <w:lastRenderedPageBreak/>
         <w:t xml:space="preserve">Also, when I select the employee </w:t>
       </w:r>
       <w:r>
-        <w:rPr>
-          <w:highlight w:val="cyan"/>
-        </w:rPr>
         <w:t xml:space="preserve">I am not able to select the slot </w:t>
       </w:r>
       <w:r>
-        <w:rPr>
-          <w:highlight w:val="cyan"/>
-        </w:rPr>
         <w:t>I do not see available slot.</w:t>
       </w:r>
       <w:r>
         <w:t xml:space="preserve"> </w:t>
       </w:r>
       <w:r>
+        <w:rPr>
+          <w:b/>
+          <w:highlight w:val="cyan"/>
+        </w:rPr>
         <w:sym w:font="Wingdings" w:char="F0E8"/>
       </w:r>
       <w:r>
+        <w:rPr>
+          <w:b/>
+          <w:highlight w:val="cyan"/>
+        </w:rPr>
         <w:t xml:space="preserve"> Employee needs to add slot. Once slot added by the job seeker then only it will be visible to the job seeker profile and then employer can book slot with that job seeker.</w:t>
       </w:r>
     </w:p>
     <w:p>
-      <w:bookmarkStart w:id="0" w:name="_GoBack"/>
       <w:r>
         <w:rPr>
           <w:noProof/>
@@ -1124,7 +1194,6 @@
           </wp:inline>
         </w:drawing>
       </w:r>
-      <w:bookmarkEnd w:id="0"/>
     </w:p>
     <w:p>
       <w:r>
@@ -1195,7 +1264,19 @@
         <w:rPr>
           <w:highlight w:val="cyan"/>
         </w:rPr>
-        <w:t xml:space="preserve"> bid in any job.</w:t>
+        <w:t xml:space="preserve"> bid</w:t>
+      </w:r>
+      <w:r>
+        <w:rPr>
+          <w:highlight w:val="cyan"/>
+        </w:rPr>
+        <w:t>s</w:t>
+      </w:r>
+      <w:r>
+        <w:rPr>
+          <w:highlight w:val="cyan"/>
+        </w:rPr>
+        <w:t xml:space="preserve"> in any job.</w:t>
       </w:r>
     </w:p>
     <w:p>
@@ -1255,13 +1336,7 @@
         <w:rPr>
           <w:highlight w:val="cyan"/>
         </w:rPr>
-        <w:t xml:space="preserve"> Functionality to select a</w:t>
-      </w:r>
-      <w:r>
-        <w:rPr>
-          <w:highlight w:val="cyan"/>
-        </w:rPr>
-        <w:t xml:space="preserve"> particular bid. </w:t>
+        <w:t xml:space="preserve"> Functionality to select a particular bid. </w:t>
       </w:r>
     </w:p>
     <w:p>
@@ -1288,19 +1363,7 @@
         <w:rPr>
           <w:highlight w:val="cyan"/>
         </w:rPr>
-        <w:t xml:space="preserve"> If employer choose a jobseeker as “Ready for Interview”, that job seeker will move to the next tab “</w:t>
-      </w:r>
-      <w:r>
-        <w:rPr>
-          <w:highlight w:val="cyan"/>
-        </w:rPr>
-        <w:t>Ready for Interview</w:t>
-      </w:r>
-      <w:r>
-        <w:rPr>
-          <w:highlight w:val="cyan"/>
-        </w:rPr>
-        <w:t>”, from where employer can schedule interview for that particular job seeker.</w:t>
+        <w:t xml:space="preserve"> If employer choose a jobseeker as “Ready for Interview”, that job seeker will move to the next tab “Ready for Interview”, from where employer can schedule interview for that particular job seeker.</w:t>
       </w:r>
     </w:p>
     <w:p>
@@ -1357,9 +1420,9 @@
         </w:rPr>
         <w:lastRenderedPageBreak/>
         <w:drawing>
-          <wp:inline distT="0" distB="0" distL="0" distR="0" wp14:anchorId="45699848" wp14:editId="43D2C104">
-            <wp:extent cx="6800850" cy="1914525"/>
-            <wp:effectExtent l="0" t="0" r="0" b="9525"/>
+          <wp:inline distT="0" distB="0" distL="0" distR="0" wp14:anchorId="45699848" wp14:editId="315059D4">
+            <wp:extent cx="6800850" cy="3105150"/>
+            <wp:effectExtent l="0" t="0" r="0" b="0"/>
             <wp:docPr id="1008779904" name="Picture 1" descr="A screenshot of a calendar&#10;&#10;Description automatically generated"/>
             <wp:cNvGraphicFramePr>
               <a:graphicFrameLocks xmlns:a="http://schemas.openxmlformats.org/drawingml/2006/main" noChangeAspect="1"/>
@@ -1380,7 +1443,7 @@
                   <pic:spPr>
                     <a:xfrm>
                       <a:off x="0" y="0"/>
-                      <a:ext cx="6800850" cy="1914525"/>
+                      <a:ext cx="6800850" cy="3105150"/>
                     </a:xfrm>
                     <a:prstGeom prst="rect">
                       <a:avLst/>
@@ -1397,11 +1460,7 @@
       <w:r>
         <w:t>Now, as an employer, I cannot double click and get into employee’s availability</w:t>
       </w:r>
-      <w:r>
-        <w:t xml:space="preserve"> </w:t>
-      </w:r>
-    </w:p>
-    <w:p/>
+    </w:p>
     <w:p>
       <w:r>
         <w:rPr>
@@ -1455,6 +1514,23 @@
     <w:p>
       <w:r>
         <w:t>As an employer I went ahead and booked the candidate</w:t>
+      </w:r>
+      <w:r>
+        <w:t xml:space="preserve"> </w:t>
+      </w:r>
+      <w:r>
+        <w:rPr>
+          <w:b/>
+          <w:highlight w:val="cyan"/>
+        </w:rPr>
+        <w:sym w:font="Wingdings" w:char="F0E8"/>
+      </w:r>
+      <w:r>
+        <w:rPr>
+          <w:b/>
+          <w:highlight w:val="cyan"/>
+        </w:rPr>
+        <w:t xml:space="preserve"> Employer can see job seekers availability only from the job seeker details page once employer logged in. “Availability” tab is only visible for job seeker as only job seeker can add availability. Once employer book any slot from job seeker details page, booking list will be shown on “Booking history” tab for both the users.</w:t>
       </w:r>
     </w:p>
     <w:p>
@@ -1504,6 +1580,8 @@
       <w:r>
         <w:t>There should be an email sent or some notification. How do I start the interview as an employer or an employee?</w:t>
       </w:r>
+      <w:bookmarkStart w:id="0" w:name="_GoBack"/>
+      <w:bookmarkEnd w:id="0"/>
     </w:p>
     <w:p>
       <w:r>

--- a/Feedback 062624.docx
+++ b/Feedback 062624.docx
@@ -736,7 +736,58 @@
           <w:b/>
           <w:highlight w:val="cyan"/>
         </w:rPr>
-        <w:t>There will not be any cross button in the agreement popup. Use need to accept agreement before proceeding. For the current agreement “Privacy policy” and “Terms and condition” content is attach. If you can provide “Agreement” content so that we can replace that</w:t>
+        <w:t>There will not be any cross button in the agreement popup. Use need to ac</w:t>
+      </w:r>
+      <w:r>
+        <w:rPr>
+          <w:b/>
+          <w:highlight w:val="cyan"/>
+        </w:rPr>
+        <w:t>cept agreement before proceed</w:t>
+      </w:r>
+      <w:r>
+        <w:rPr>
+          <w:b/>
+          <w:highlight w:val="cyan"/>
+        </w:rPr>
+        <w:t xml:space="preserve">. For the current agreement “Privacy policy” and “Terms and condition” content is attach. If you can provide “Agreement” content we </w:t>
+      </w:r>
+      <w:r>
+        <w:rPr>
+          <w:b/>
+          <w:highlight w:val="cyan"/>
+        </w:rPr>
+        <w:t>will</w:t>
+      </w:r>
+      <w:r>
+        <w:rPr>
+          <w:b/>
+          <w:highlight w:val="cyan"/>
+        </w:rPr>
+        <w:t xml:space="preserve"> replace</w:t>
+      </w:r>
+      <w:r>
+        <w:rPr>
+          <w:b/>
+          <w:highlight w:val="cyan"/>
+        </w:rPr>
+        <w:t xml:space="preserve"> </w:t>
+      </w:r>
+      <w:bookmarkStart w:id="0" w:name="_GoBack"/>
+      <w:bookmarkEnd w:id="0"/>
+      <w:r>
+        <w:rPr>
+          <w:b/>
+          <w:highlight w:val="cyan"/>
+        </w:rPr>
+        <w:t xml:space="preserve">by </w:t>
+      </w:r>
+      <w:r>
+        <w:rPr>
+          <w:b/>
+          <w:highlight w:val="cyan"/>
+        </w:rPr>
+        <w:t xml:space="preserve"> that</w:t>
       </w:r>
       <w:r>
         <w:rPr>
@@ -1045,21 +1096,7 @@
           <w:noProof/>
           <w:highlight w:val="cyan"/>
         </w:rPr>
-        <w:t xml:space="preserve">Employer will get a list of job seeker in the </w:t>
-      </w:r>
-      <w:r>
-        <w:rPr>
-          <w:noProof/>
-          <w:highlight w:val="cyan"/>
-        </w:rPr>
-        <w:t>“Ready for interview”</w:t>
-      </w:r>
-      <w:r>
-        <w:rPr>
-          <w:noProof/>
-          <w:highlight w:val="cyan"/>
-        </w:rPr>
-        <w:t xml:space="preserve"> tab, o</w:t>
+        <w:t>Employer will get a list of job seeker in the “Ready for interview” tab, o</w:t>
       </w:r>
       <w:r>
         <w:rPr>
@@ -1580,8 +1617,6 @@
       <w:r>
         <w:t>There should be an email sent or some notification. How do I start the interview as an employer or an employee?</w:t>
       </w:r>
-      <w:bookmarkStart w:id="0" w:name="_GoBack"/>
-      <w:bookmarkEnd w:id="0"/>
     </w:p>
     <w:p>
       <w:r>

--- a/Feedback 062624.docx
+++ b/Feedback 062624.docx
@@ -771,16 +771,7 @@
           <w:b/>
           <w:highlight w:val="cyan"/>
         </w:rPr>
-        <w:t xml:space="preserve"> </w:t>
-      </w:r>
-      <w:bookmarkStart w:id="0" w:name="_GoBack"/>
-      <w:bookmarkEnd w:id="0"/>
-      <w:r>
-        <w:rPr>
-          <w:b/>
-          <w:highlight w:val="cyan"/>
-        </w:rPr>
-        <w:t xml:space="preserve">by </w:t>
+        <w:t xml:space="preserve"> by </w:t>
       </w:r>
       <w:r>
         <w:rPr>
@@ -890,15 +881,27 @@
       </w:r>
       <w:r>
         <w:rPr>
-          <w:highlight w:val="cyan"/>
+          <w:highlight w:val="green"/>
         </w:rPr>
         <w:sym w:font="Wingdings" w:char="F0E8"/>
       </w:r>
       <w:r>
         <w:rPr>
-          <w:highlight w:val="cyan"/>
-        </w:rPr>
-        <w:t xml:space="preserve"> “Schedule” Button is to add availability for job seeker. Job Seeker can add multiple availability for a particular date.</w:t>
+          <w:highlight w:val="green"/>
+        </w:rPr>
+        <w:t xml:space="preserve"> </w:t>
+      </w:r>
+      <w:r>
+        <w:rPr>
+          <w:highlight w:val="green"/>
+        </w:rPr>
+        <w:t xml:space="preserve">DONE. </w:t>
+      </w:r>
+      <w:r>
+        <w:rPr>
+          <w:highlight w:val="green"/>
+        </w:rPr>
+        <w:t>“Schedule” Button is to add availability for job seeker. Job Seeker can add multiple availability for a particular date.</w:t>
       </w:r>
     </w:p>
     <w:p>
@@ -1074,11 +1077,13 @@
     <w:p>
       <w:pPr>
         <w:rPr>
+          <w:b/>
           <w:noProof/>
         </w:rPr>
       </w:pPr>
       <w:r>
         <w:rPr>
+          <w:b/>
           <w:noProof/>
           <w:highlight w:val="cyan"/>
         </w:rPr>
@@ -1086,6 +1091,7 @@
       </w:r>
       <w:r>
         <w:rPr>
+          <w:b/>
           <w:noProof/>
           <w:highlight w:val="cyan"/>
         </w:rPr>
@@ -1093,6 +1099,7 @@
       </w:r>
       <w:r>
         <w:rPr>
+          <w:b/>
           <w:noProof/>
           <w:highlight w:val="cyan"/>
         </w:rPr>
@@ -1100,6 +1107,7 @@
       </w:r>
       <w:r>
         <w:rPr>
+          <w:b/>
           <w:noProof/>
           <w:highlight w:val="cyan"/>
         </w:rPr>
@@ -1107,6 +1115,7 @@
       </w:r>
       <w:r>
         <w:rPr>
+          <w:b/>
           <w:noProof/>
           <w:highlight w:val="cyan"/>
         </w:rPr>
@@ -1114,6 +1123,7 @@
       </w:r>
       <w:r>
         <w:rPr>
+          <w:b/>
           <w:noProof/>
         </w:rPr>
         <w:t xml:space="preserve">  </w:t>
@@ -1187,7 +1197,35 @@
           <w:b/>
           <w:highlight w:val="cyan"/>
         </w:rPr>
-        <w:t xml:space="preserve"> Employee needs to add slot. Once slot added by the job seeker then only it will be visible to the job seeker profile and then employer can book slot with that job seeker.</w:t>
+        <w:t xml:space="preserve"> Employee needs to add slot. Once </w:t>
+      </w:r>
+      <w:r>
+        <w:rPr>
+          <w:b/>
+          <w:highlight w:val="cyan"/>
+        </w:rPr>
+        <w:t>availability</w:t>
+      </w:r>
+      <w:r>
+        <w:rPr>
+          <w:b/>
+          <w:highlight w:val="cyan"/>
+        </w:rPr>
+        <w:t xml:space="preserve"> added by the job seeker then only it will be visible to the job seeker </w:t>
+      </w:r>
+      <w:r>
+        <w:rPr>
+          <w:b/>
+          <w:highlight w:val="cyan"/>
+        </w:rPr>
+        <w:t>details page</w:t>
+      </w:r>
+      <w:r>
+        <w:rPr>
+          <w:b/>
+          <w:highlight w:val="cyan"/>
+        </w:rPr>
+        <w:t xml:space="preserve"> and then employer can book slot with that job seeker.</w:t>
       </w:r>
     </w:p>
     <w:p>
@@ -1617,6 +1655,30 @@
       <w:r>
         <w:t>There should be an email sent or some notification. How do I start the interview as an employer or an employee?</w:t>
       </w:r>
+      <w:r>
+        <w:t xml:space="preserve"> </w:t>
+      </w:r>
+    </w:p>
+    <w:p>
+      <w:r>
+        <w:rPr>
+          <w:highlight w:val="green"/>
+        </w:rPr>
+        <w:sym w:font="Wingdings" w:char="F0E8"/>
+      </w:r>
+      <w:r>
+        <w:rPr>
+          <w:highlight w:val="green"/>
+        </w:rPr>
+        <w:t xml:space="preserve"> </w:t>
+      </w:r>
+      <w:r>
+        <w:rPr>
+          <w:b/>
+          <w:highlight w:val="green"/>
+        </w:rPr>
+        <w:t>Fixed. User will get an email with meeting link after paying slot book.</w:t>
+      </w:r>
     </w:p>
     <w:p>
       <w:r>
@@ -1662,7 +1724,18 @@
     </w:p>
     <w:p>
       <w:r>
-        <w:t>I don’t see a link for the interview for the employer.</w:t>
+        <w:t xml:space="preserve">I don’t see a link for the interview for the </w:t>
+      </w:r>
+      <w:bookmarkStart w:id="0" w:name="_GoBack"/>
+      <w:r>
+        <w:t>employer</w:t>
+      </w:r>
+      <w:bookmarkEnd w:id="0"/>
+      <w:r>
+        <w:t>.</w:t>
+      </w:r>
+      <w:r>
+        <w:t xml:space="preserve"> </w:t>
       </w:r>
     </w:p>
     <w:p>

--- a/Feedback 062624.docx
+++ b/Feedback 062624.docx
@@ -79,68 +79,131 @@
         </w:rPr>
       </w:pPr>
       <w:r>
+        <w:t xml:space="preserve">2. </w:t>
+      </w:r>
+      <w:r>
+        <w:t xml:space="preserve">When I click the Employee – it shows me a list of employees. That is incorrect if I am a job seeker myself. It should take me to a portal where I have information about my resume, my skills </w:t>
+      </w:r>
+      <w:proofErr w:type="spellStart"/>
+      <w:r>
+        <w:t>etc</w:t>
+      </w:r>
+      <w:proofErr w:type="spellEnd"/>
+      <w:r>
+        <w:t>, the jobs I applied to and the interviews scheduled for me.</w:t>
+      </w:r>
+      <w:r>
+        <w:t xml:space="preserve"> </w:t>
+      </w:r>
+      <w:r>
+        <w:rPr>
+          <w:b/>
+          <w:highlight w:val="green"/>
+        </w:rPr>
+        <w:sym w:font="Wingdings" w:char="F0E8"/>
+      </w:r>
+      <w:r>
+        <w:rPr>
+          <w:b/>
+          <w:highlight w:val="green"/>
+        </w:rPr>
+        <w:t xml:space="preserve"> After </w:t>
+      </w:r>
+      <w:r>
+        <w:rPr>
+          <w:b/>
+          <w:highlight w:val="green"/>
+        </w:rPr>
+        <w:t>Employee login, user will be able to access only “Employers” and “Jobs</w:t>
+      </w:r>
+      <w:r>
+        <w:rPr>
+          <w:b/>
+          <w:highlight w:val="green"/>
+        </w:rPr>
+        <w:t>” tab on main menu.</w:t>
+      </w:r>
+      <w:bookmarkStart w:id="0" w:name="_GoBack"/>
+      <w:bookmarkEnd w:id="0"/>
+    </w:p>
+    <w:p>
+      <w:r>
         <w:rPr>
           <w:highlight w:val="yellow"/>
         </w:rPr>
-        <w:t xml:space="preserve">2. </w:t>
+        <w:t xml:space="preserve">3. </w:t>
       </w:r>
       <w:r>
         <w:rPr>
           <w:highlight w:val="yellow"/>
         </w:rPr>
-        <w:t xml:space="preserve">When I click the Employee – it shows me a list of employees. That is incorrect if I am a job seeker myself. It should take me to a portal where I have information about my resume, my skills </w:t>
-      </w:r>
-      <w:proofErr w:type="spellStart"/>
-      <w:r>
-        <w:rPr>
-          <w:highlight w:val="yellow"/>
-        </w:rPr>
-        <w:t>etc</w:t>
-      </w:r>
-      <w:proofErr w:type="spellEnd"/>
-      <w:r>
-        <w:rPr>
-          <w:highlight w:val="yellow"/>
-        </w:rPr>
-        <w:t>, the jobs I applied to and the interviews scheduled for me.</w:t>
+        <w:t>When I click on Employers – it shows me a list of employers. It should ideally take me to an employer portal – with jobs I posted, candidates who applied, the money I spent etc.</w:t>
       </w:r>
       <w:r>
         <w:t xml:space="preserve"> </w:t>
       </w:r>
       <w:r>
+        <w:rPr>
+          <w:b/>
+          <w:highlight w:val="green"/>
+        </w:rPr>
         <w:sym w:font="Wingdings" w:char="F0E8"/>
       </w:r>
       <w:r>
-        <w:t xml:space="preserve"> Need more clarification</w:t>
-      </w:r>
-      <w:r>
-        <w:t>.</w:t>
-      </w:r>
-    </w:p>
-    <w:p>
-      <w:r>
-        <w:rPr>
-          <w:highlight w:val="yellow"/>
-        </w:rPr>
-        <w:t xml:space="preserve">3. </w:t>
-      </w:r>
-      <w:r>
-        <w:rPr>
-          <w:highlight w:val="yellow"/>
-        </w:rPr>
-        <w:t>When I click on Employers – it shows me a list of employers. It should ideally take me to an employer portal – with jobs I posted, candidates who applied, the money I spent etc.</w:t>
-      </w:r>
-      <w:r>
-        <w:t xml:space="preserve"> </w:t>
-      </w:r>
-      <w:r>
-        <w:sym w:font="Wingdings" w:char="F0E8"/>
-      </w:r>
-      <w:r>
-        <w:t xml:space="preserve"> Need more clarification</w:t>
-      </w:r>
-      <w:r>
-        <w:t>.</w:t>
+        <w:rPr>
+          <w:b/>
+          <w:highlight w:val="green"/>
+        </w:rPr>
+        <w:t xml:space="preserve"> After Em</w:t>
+      </w:r>
+      <w:r>
+        <w:rPr>
+          <w:b/>
+          <w:highlight w:val="green"/>
+        </w:rPr>
+        <w:t>ployer</w:t>
+      </w:r>
+      <w:r>
+        <w:rPr>
+          <w:b/>
+          <w:highlight w:val="green"/>
+        </w:rPr>
+        <w:t xml:space="preserve"> login, user will be able to access only “</w:t>
+      </w:r>
+      <w:r>
+        <w:rPr>
+          <w:b/>
+          <w:highlight w:val="green"/>
+        </w:rPr>
+        <w:t>Employee</w:t>
+      </w:r>
+      <w:r>
+        <w:rPr>
+          <w:b/>
+          <w:highlight w:val="green"/>
+        </w:rPr>
+        <w:t>s” and “</w:t>
+      </w:r>
+      <w:r>
+        <w:rPr>
+          <w:b/>
+          <w:highlight w:val="green"/>
+        </w:rPr>
+        <w:t>Expert</w:t>
+      </w:r>
+      <w:r>
+        <w:rPr>
+          <w:b/>
+          <w:highlight w:val="green"/>
+        </w:rPr>
+        <w:t>”</w:t>
+      </w:r>
+      <w:r>
+        <w:rPr>
+          <w:b/>
+          <w:highlight w:val="green"/>
+        </w:rPr>
+        <w:t xml:space="preserve"> tab on main menu.</w:t>
       </w:r>
     </w:p>
     <w:p>
@@ -249,6 +312,7 @@
         <w:rPr>
           <w:highlight w:val="yellow"/>
         </w:rPr>
+        <w:lastRenderedPageBreak/>
         <w:t xml:space="preserve">4. </w:t>
       </w:r>
       <w:r>
@@ -272,7 +336,6 @@
         <w:rPr>
           <w:noProof/>
         </w:rPr>
-        <w:lastRenderedPageBreak/>
         <w:drawing>
           <wp:inline distT="0" distB="0" distL="0" distR="0" wp14:anchorId="7E74093F" wp14:editId="0A19AF3A">
             <wp:extent cx="6858000" cy="2400300"/>
@@ -597,6 +660,7 @@
         <w:rPr>
           <w:highlight w:val="green"/>
         </w:rPr>
+        <w:lastRenderedPageBreak/>
         <w:t xml:space="preserve">9. </w:t>
       </w:r>
       <w:r>
@@ -620,7 +684,6 @@
         <w:rPr>
           <w:noProof/>
         </w:rPr>
-        <w:lastRenderedPageBreak/>
         <w:drawing>
           <wp:inline distT="0" distB="0" distL="0" distR="0" wp14:anchorId="7910BABB" wp14:editId="5F34BB88">
             <wp:extent cx="6829425" cy="2076450"/>
@@ -834,6 +897,7 @@
         <w:rPr>
           <w:noProof/>
         </w:rPr>
+        <w:lastRenderedPageBreak/>
         <w:drawing>
           <wp:inline distT="0" distB="0" distL="0" distR="0" wp14:anchorId="4845D3B6" wp14:editId="7B28A264">
             <wp:extent cx="6829425" cy="2428875"/>
@@ -906,7 +970,6 @@
     </w:p>
     <w:p>
       <w:r>
-        <w:lastRenderedPageBreak/>
         <w:t>For employer</w:t>
       </w:r>
     </w:p>
@@ -1087,6 +1150,7 @@
           <w:noProof/>
           <w:highlight w:val="cyan"/>
         </w:rPr>
+        <w:lastRenderedPageBreak/>
         <w:sym w:font="Wingdings" w:char="F0E8"/>
       </w:r>
       <w:r>
@@ -1173,7 +1237,6 @@
     </w:p>
     <w:p>
       <w:r>
-        <w:lastRenderedPageBreak/>
         <w:t xml:space="preserve">Also, when I select the employee </w:t>
       </w:r>
       <w:r>
@@ -1446,6 +1509,7 @@
         <w:rPr>
           <w:noProof/>
         </w:rPr>
+        <w:lastRenderedPageBreak/>
         <w:drawing>
           <wp:inline distT="0" distB="0" distL="0" distR="0" wp14:anchorId="086EB930" wp14:editId="66B924FD">
             <wp:extent cx="6867525" cy="2933700"/>
@@ -1493,7 +1557,6 @@
         <w:rPr>
           <w:noProof/>
         </w:rPr>
-        <w:lastRenderedPageBreak/>
         <w:drawing>
           <wp:inline distT="0" distB="0" distL="0" distR="0" wp14:anchorId="45699848" wp14:editId="315059D4">
             <wp:extent cx="6800850" cy="3105150"/>
@@ -1541,6 +1604,7 @@
         <w:rPr>
           <w:noProof/>
         </w:rPr>
+        <w:lastRenderedPageBreak/>
         <w:drawing>
           <wp:inline distT="0" distB="0" distL="0" distR="0" wp14:anchorId="18A1927C" wp14:editId="121C3768">
             <wp:extent cx="6800850" cy="4086225"/>
@@ -1613,7 +1677,6 @@
         <w:rPr>
           <w:noProof/>
         </w:rPr>
-        <w:lastRenderedPageBreak/>
         <w:drawing>
           <wp:inline distT="0" distB="0" distL="0" distR="0" wp14:anchorId="62DCE9F5" wp14:editId="6CE51059">
             <wp:extent cx="6877050" cy="3705225"/>
@@ -1653,6 +1716,7 @@
     </w:p>
     <w:p>
       <w:r>
+        <w:lastRenderedPageBreak/>
         <w:t>There should be an email sent or some notification. How do I start the interview as an employer or an employee?</w:t>
       </w:r>
       <w:r>
@@ -1724,15 +1788,7 @@
     </w:p>
     <w:p>
       <w:r>
-        <w:t xml:space="preserve">I don’t see a link for the interview for the </w:t>
-      </w:r>
-      <w:bookmarkStart w:id="0" w:name="_GoBack"/>
-      <w:r>
-        <w:t>employer</w:t>
-      </w:r>
-      <w:bookmarkEnd w:id="0"/>
-      <w:r>
-        <w:t>.</w:t>
+        <w:t>I don’t see a link for the interview for the employer.</w:t>
       </w:r>
       <w:r>
         <w:t xml:space="preserve"> </w:t>
@@ -1748,7 +1804,6 @@
         <w:rPr>
           <w:noProof/>
         </w:rPr>
-        <w:lastRenderedPageBreak/>
         <w:drawing>
           <wp:inline distT="0" distB="0" distL="0" distR="0" wp14:anchorId="351D374A" wp14:editId="28A8C939">
             <wp:extent cx="6886575" cy="3895725"/>
